--- a/apps/pep/resources/pep_templates/pep_template.docx
+++ b/apps/pep/resources/pep_templates/pep_template.docx
@@ -1,6 +1,6 @@
 
 <file path=word/document.xml><?xml version="1.0" encoding="utf-8"?>
-<w:document xmlns:wpc="http://schemas.microsoft.com/office/word/2010/wordprocessingCanvas" xmlns:cx="http://schemas.microsoft.com/office/drawing/2014/chartex" xmlns:cx1="http://schemas.microsoft.com/office/drawing/2015/9/8/chartex" xmlns:cx2="http://schemas.microsoft.com/office/drawing/2015/10/21/chartex" xmlns:cx3="http://schemas.microsoft.com/office/drawing/2016/5/9/chartex" xmlns:cx4="http://schemas.microsoft.com/office/drawing/2016/5/10/chartex" xmlns:cx5="http://schemas.microsoft.com/office/drawing/2016/5/11/chartex" xmlns:cx6="http://schemas.microsoft.com/office/drawing/2016/5/12/chartex" xmlns:cx7="http://schemas.microsoft.com/office/drawing/2016/5/13/chartex" xmlns:cx8="http://schemas.microsoft.com/office/drawing/2016/5/14/chartex" xmlns:mc="http://schemas.openxmlformats.org/markup-compatibility/2006" xmlns:aink="http://schemas.microsoft.com/office/drawing/2016/ink" xmlns:am3d="http://schemas.microsoft.com/office/drawing/2017/model3d" xmlns:o="urn:schemas-microsoft-com:office:office" xmlns:oel="http://schemas.microsoft.com/office/2019/extlst" xmlns:r="http://schemas.openxmlformats.org/officeDocument/2006/relationships" xmlns:m="http://schemas.openxmlformats.org/officeDocument/2006/math" xmlns:v="urn:schemas-microsoft-com:vml" xmlns:wp14="http://schemas.microsoft.com/office/word/2010/wordprocessingDrawing" xmlns:wp="http://schemas.openxmlformats.org/drawingml/2006/wordprocessingDrawing" xmlns:w10="urn:schemas-microsoft-com:office:word" xmlns:w="http://schemas.openxmlformats.org/wordprocessingml/2006/main" xmlns:w14="http://schemas.microsoft.com/office/word/2010/wordml" xmlns:w15="http://schemas.microsoft.com/office/word/2012/wordml" xmlns:w16cex="http://schemas.microsoft.com/office/word/2018/wordml/cex" xmlns:w16cid="http://schemas.microsoft.com/office/word/2016/wordml/cid" xmlns:w16="http://schemas.microsoft.com/office/word/2018/wordml" xmlns:w16du="http://schemas.microsoft.com/office/word/2023/wordml/word16du" xmlns:w16sdtdh="http://schemas.microsoft.com/office/word/2020/wordml/sdtdatahash" xmlns:w16sdtfl="http://schemas.microsoft.com/office/word/2024/wordml/sdtformatlock" xmlns:w16se="http://schemas.microsoft.com/office/word/2015/wordml/symex" xmlns:wpg="http://schemas.microsoft.com/office/word/2010/wordprocessingGroup" xmlns:wpi="http://schemas.microsoft.com/office/word/2010/wordprocessingInk" xmlns:wne="http://schemas.microsoft.com/office/word/2006/wordml" xmlns:wps="http://schemas.microsoft.com/office/word/2010/wordprocessingShape" mc:Ignorable="w14 w15 w16se w16cid w16 w16cex w16sdtdh w16sdtfl w16du wp14">
+<w:document xmlns:wpc="http://schemas.microsoft.com/office/word/2010/wordprocessingCanvas" xmlns:cx="http://schemas.microsoft.com/office/drawing/2014/chartex" xmlns:cx1="http://schemas.microsoft.com/office/drawing/2015/9/8/chartex" xmlns:cx2="http://schemas.microsoft.com/office/drawing/2015/10/21/chartex" xmlns:cx3="http://schemas.microsoft.com/office/drawing/2016/5/9/chartex" xmlns:cx4="http://schemas.microsoft.com/office/drawing/2016/5/10/chartex" xmlns:cx5="http://schemas.microsoft.com/office/drawing/2016/5/11/chartex" xmlns:cx6="http://schemas.microsoft.com/office/drawing/2016/5/12/chartex" xmlns:cx7="http://schemas.microsoft.com/office/drawing/2016/5/13/chartex" xmlns:cx8="http://schemas.microsoft.com/office/drawing/2016/5/14/chartex" xmlns:mc="http://schemas.openxmlformats.org/markup-compatibility/2006" xmlns:aink="http://schemas.microsoft.com/office/drawing/2016/ink" xmlns:am3d="http://schemas.microsoft.com/office/drawing/2017/model3d" xmlns:o="urn:schemas-microsoft-com:office:office" xmlns:oel="http://schemas.microsoft.com/office/2019/extlst" xmlns:r="http://schemas.openxmlformats.org/officeDocument/2006/relationships" xmlns:m="http://schemas.openxmlformats.org/officeDocument/2006/math" xmlns:v="urn:schemas-microsoft-com:vml" xmlns:wp14="http://schemas.microsoft.com/office/word/2010/wordprocessingDrawing" xmlns:wp="http://schemas.openxmlformats.org/drawingml/2006/wordprocessingDrawing" xmlns:w10="urn:schemas-microsoft-com:office:word" xmlns:w="http://schemas.openxmlformats.org/wordprocessingml/2006/main" xmlns:w14="http://schemas.microsoft.com/office/word/2010/wordml" xmlns:w15="http://schemas.microsoft.com/office/word/2012/wordml" xmlns:w16cei="http://schemas.microsoft.com/office/word/2026/wordml/cei" xmlns:w16cex="http://schemas.microsoft.com/office/word/2018/wordml/cex" xmlns:w16cid="http://schemas.microsoft.com/office/word/2016/wordml/cid" xmlns:w16="http://schemas.microsoft.com/office/word/2018/wordml" xmlns:w16du="http://schemas.microsoft.com/office/word/2023/wordml/word16du" xmlns:w16sdtdh="http://schemas.microsoft.com/office/word/2020/wordml/sdtdatahash" xmlns:w16sdtfl="http://schemas.microsoft.com/office/word/2024/wordml/sdtformatlock" xmlns:w16se="http://schemas.microsoft.com/office/word/2015/wordml/symex" xmlns:wpg="http://schemas.microsoft.com/office/word/2010/wordprocessingGroup" xmlns:wpi="http://schemas.microsoft.com/office/word/2010/wordprocessingInk" xmlns:wne="http://schemas.microsoft.com/office/word/2006/wordml" xmlns:wps="http://schemas.microsoft.com/office/word/2010/wordprocessingShape" mc:Ignorable="w14 w15 w16se w16cid w16 w16cex w16sdtdh w16sdtfl w16du wp14">
   <w:body>
     <w:p>
       <w:pPr>
@@ -1751,12 +1751,17 @@
     </w:p>
     <w:p>
       <w:pPr>
-        <w:ind w:right="-146"/>
-      </w:pPr>
-    </w:p>
-    <w:p>
-      <w:pPr>
-        <w:ind w:right="-146"/>
+        <w:numPr>
+          <w:ilvl w:val="0"/>
+          <w:numId w:val="7"/>
+        </w:numPr>
+        <w:ind w:left="425" w:right="-146"/>
+        <w:rPr>
+          <w:rFonts w:ascii="Montserrat Medium" w:eastAsia="Montserrat Medium" w:hAnsi="Montserrat Medium" w:cs="Montserrat Medium"/>
+          <w:color w:val="545454"/>
+          <w:sz w:val="20"/>
+          <w:szCs w:val="20"/>
+        </w:rPr>
       </w:pPr>
     </w:p>
     <w:p>
@@ -1772,20 +1777,6 @@
         </w:rPr>
         <w:t>2. Información del proyecto</w:t>
       </w:r>
-    </w:p>
-    <w:p>
-      <w:pPr>
-        <w:widowControl w:val="0"/>
-        <w:spacing w:before="74"/>
-        <w:ind w:right="-146"/>
-        <w:jc w:val="both"/>
-        <w:rPr>
-          <w:rFonts w:ascii="Montserrat" w:eastAsia="Montserrat" w:hAnsi="Montserrat" w:cs="Montserrat"/>
-          <w:color w:val="7030A0"/>
-          <w:sz w:val="20"/>
-          <w:szCs w:val="20"/>
-        </w:rPr>
-      </w:pPr>
     </w:p>
     <w:p>
       <w:pPr>
@@ -1825,45 +1816,8 @@
           <w:sz w:val="20"/>
           <w:szCs w:val="20"/>
         </w:rPr>
-        <w:t xml:space="preserve"> relacionados en Azure DevOps.</w:t>
+        <w:t xml:space="preserve"> relacionados en Azure DevOps</w:t>
       </w:r>
-    </w:p>
-    <w:p>
-      <w:pPr>
-        <w:spacing w:before="240" w:after="240"/>
-        <w:ind w:right="-146" w:firstLine="3"/>
-      </w:pPr>
-      <w:r>
-        <w:rPr>
-          <w:rFonts w:ascii="Montserrat Medium" w:eastAsia="Montserrat Medium" w:hAnsi="Montserrat Medium" w:cs="Montserrat Medium"/>
-          <w:i/>
-          <w:iCs/>
-          <w:color w:val="FF0000"/>
-          <w:sz w:val="20"/>
-          <w:szCs w:val="20"/>
-        </w:rPr>
-        <w:t>Nota General:  para todas las secciones que se editan la letra debe ser del tipo Montserrat Mediano tamaño 10 y el color se cambia a #595959 (NO NEGRO), eso incluye los encabezados</w:t>
-      </w:r>
-    </w:p>
-    <w:p>
-      <w:pPr>
-        <w:tabs>
-          <w:tab w:val="left" w:pos="8434"/>
-        </w:tabs>
-        <w:ind w:left="-566" w:right="-146"/>
-        <w:rPr>
-          <w:rFonts w:ascii="Montserrat Medium" w:eastAsia="Montserrat Medium" w:hAnsi="Montserrat Medium" w:cs="Montserrat Medium"/>
-        </w:rPr>
-      </w:pPr>
-    </w:p>
-    <w:p>
-      <w:pPr>
-        <w:spacing w:before="240" w:after="240"/>
-        <w:ind w:right="-146" w:firstLine="3"/>
-        <w:rPr>
-          <w:rFonts w:ascii="Montserrat Medium" w:eastAsia="Montserrat Medium" w:hAnsi="Montserrat Medium" w:cs="Montserrat Medium"/>
-        </w:rPr>
-      </w:pPr>
     </w:p>
     <w:tbl>
       <w:tblPr>
@@ -1917,7 +1871,6 @@
                 <w:sz w:val="20"/>
                 <w:szCs w:val="20"/>
               </w:rPr>
-              <w:lastRenderedPageBreak/>
               <w:t>Nombre del proyecto:</w:t>
             </w:r>
           </w:p>
@@ -2523,7 +2476,7 @@
         <w:tabs>
           <w:tab w:val="left" w:pos="8434"/>
         </w:tabs>
-        <w:ind w:left="-566" w:right="-146"/>
+        <w:ind w:right="-146"/>
         <w:rPr>
           <w:rFonts w:ascii="Montserrat Medium" w:eastAsia="Montserrat Medium" w:hAnsi="Montserrat Medium" w:cs="Montserrat Medium"/>
         </w:rPr>
@@ -2549,6 +2502,7 @@
         <w:rPr>
           <w:color w:val="595959"/>
         </w:rPr>
+        <w:lastRenderedPageBreak/>
         <w:t>2.1 Roles y Responsabilidades</w:t>
       </w:r>
     </w:p>
@@ -2574,7 +2528,6 @@
         </w:rPr>
         <w:t xml:space="preserve">A </w:t>
       </w:r>
-      <w:proofErr w:type="gramStart"/>
       <w:r>
         <w:rPr>
           <w:rFonts w:ascii="Montserrat Medium" w:eastAsia="Montserrat Medium" w:hAnsi="Montserrat Medium" w:cs="Montserrat Medium"/>
@@ -2582,9 +2535,8 @@
           <w:sz w:val="20"/>
           <w:szCs w:val="20"/>
         </w:rPr>
-        <w:t>continuación</w:t>
+        <w:t>continuación,</w:t>
       </w:r>
-      <w:proofErr w:type="gramEnd"/>
       <w:r>
         <w:rPr>
           <w:rFonts w:ascii="Montserrat Medium" w:eastAsia="Montserrat Medium" w:hAnsi="Montserrat Medium" w:cs="Montserrat Medium"/>
@@ -3351,19 +3303,8 @@
                 <w:sz w:val="20"/>
                 <w:szCs w:val="20"/>
               </w:rPr>
-              <w:t xml:space="preserve">Scrum </w:t>
-            </w:r>
-            <w:proofErr w:type="gramStart"/>
-            <w:r>
-              <w:rPr>
-                <w:rFonts w:ascii="Montserrat Medium" w:eastAsia="Montserrat Medium" w:hAnsi="Montserrat Medium" w:cs="Montserrat Medium"/>
-                <w:color w:val="595959"/>
-                <w:sz w:val="20"/>
-                <w:szCs w:val="20"/>
-              </w:rPr>
-              <w:t>Master</w:t>
-            </w:r>
-            <w:proofErr w:type="gramEnd"/>
+              <w:t>Scrum Master</w:t>
+            </w:r>
           </w:p>
         </w:tc>
         <w:tc>
@@ -3551,7 +3492,6 @@
                 <w:sz w:val="20"/>
                 <w:szCs w:val="20"/>
               </w:rPr>
-              <w:lastRenderedPageBreak/>
               <w:t>Delivery</w:t>
             </w:r>
             <w:proofErr w:type="spellEnd"/>
@@ -4148,25 +4088,14 @@
                 <w:szCs w:val="20"/>
               </w:rPr>
             </w:pPr>
-            <w:proofErr w:type="gramStart"/>
-            <w:r>
-              <w:rPr>
-                <w:rFonts w:ascii="Montserrat Medium" w:eastAsia="Montserrat Medium" w:hAnsi="Montserrat Medium" w:cs="Montserrat Medium"/>
-                <w:color w:val="595959"/>
-                <w:sz w:val="20"/>
-                <w:szCs w:val="20"/>
-              </w:rPr>
-              <w:t>Asegurar</w:t>
-            </w:r>
-            <w:proofErr w:type="gramEnd"/>
-            <w:r>
-              <w:rPr>
-                <w:rFonts w:ascii="Montserrat Medium" w:eastAsia="Montserrat Medium" w:hAnsi="Montserrat Medium" w:cs="Montserrat Medium"/>
-                <w:color w:val="595959"/>
-                <w:sz w:val="20"/>
-                <w:szCs w:val="20"/>
-              </w:rPr>
-              <w:t xml:space="preserve"> que se cumplan con los requisitos, estándares y objetivos de buenas prácticas</w:t>
+            <w:r>
+              <w:rPr>
+                <w:rFonts w:ascii="Montserrat Medium" w:eastAsia="Montserrat Medium" w:hAnsi="Montserrat Medium" w:cs="Montserrat Medium"/>
+                <w:color w:val="595959"/>
+                <w:sz w:val="20"/>
+                <w:szCs w:val="20"/>
+              </w:rPr>
+              <w:t>Asegurar que se cumplan con los requisitos, estándares y objetivos de buenas prácticas</w:t>
             </w:r>
           </w:p>
           <w:p>
@@ -4262,70 +4191,28 @@
     <w:p>
       <w:pPr>
         <w:pStyle w:val="Ttulo1"/>
-        <w:tabs>
-          <w:tab w:val="left" w:pos="8434"/>
-        </w:tabs>
-        <w:spacing w:before="480" w:after="120" w:line="276" w:lineRule="auto"/>
+        <w:widowControl w:val="0"/>
         <w:ind w:right="-146"/>
       </w:pPr>
       <w:bookmarkStart w:id="18" w:name="_ntwesxpmall2" w:colFirst="0" w:colLast="0"/>
       <w:bookmarkEnd w:id="18"/>
     </w:p>
+    <w:p/>
+    <w:p/>
+    <w:p/>
+    <w:p/>
     <w:p>
       <w:pPr>
-        <w:tabs>
-          <w:tab w:val="left" w:pos="8434"/>
-        </w:tabs>
-        <w:ind w:right="-146"/>
-      </w:pPr>
-    </w:p>
-    <w:p>
-      <w:pPr>
-        <w:tabs>
-          <w:tab w:val="left" w:pos="8434"/>
-        </w:tabs>
-        <w:ind w:right="-146"/>
-      </w:pPr>
-    </w:p>
-    <w:p>
-      <w:pPr>
-        <w:ind w:right="-146"/>
-      </w:pPr>
-    </w:p>
-    <w:p>
-      <w:pPr>
-        <w:ind w:right="-146"/>
-      </w:pPr>
-    </w:p>
-    <w:p>
-      <w:pPr>
-        <w:ind w:right="-146"/>
-      </w:pPr>
-    </w:p>
-    <w:p>
-      <w:pPr>
-        <w:ind w:right="-146"/>
-      </w:pPr>
-    </w:p>
-    <w:p>
-      <w:pPr>
-        <w:ind w:right="-146"/>
-      </w:pPr>
-    </w:p>
-    <w:p>
-      <w:pPr>
-        <w:ind w:right="-146"/>
-      </w:pPr>
-    </w:p>
-    <w:p>
-      <w:pPr>
         <w:pStyle w:val="Ttulo1"/>
-        <w:widowControl w:val="0"/>
-        <w:ind w:right="-146"/>
-      </w:pPr>
-      <w:bookmarkStart w:id="19" w:name="_oysilot2lrif" w:colFirst="0" w:colLast="0"/>
-      <w:bookmarkEnd w:id="19"/>
+        <w:rPr>
+          <w:color w:val="6200D1"/>
+        </w:rPr>
+      </w:pPr>
       <w:r>
+        <w:rPr>
+          <w:color w:val="6200D1"/>
+        </w:rPr>
+        <w:lastRenderedPageBreak/>
         <w:t>3. Recursos de Software, Hardware e Integraciones</w:t>
       </w:r>
     </w:p>
@@ -4336,8 +4223,8 @@
         <w:spacing w:line="360" w:lineRule="auto"/>
         <w:ind w:left="283" w:right="-146"/>
       </w:pPr>
-      <w:bookmarkStart w:id="20" w:name="_y0woje242r9o" w:colFirst="0" w:colLast="0"/>
-      <w:bookmarkEnd w:id="20"/>
+      <w:bookmarkStart w:id="19" w:name="_y0woje242r9o" w:colFirst="0" w:colLast="0"/>
+      <w:bookmarkEnd w:id="19"/>
       <w:r>
         <w:t xml:space="preserve">3.1 Requisitos de software </w:t>
       </w:r>
@@ -4361,27 +4248,7 @@
           <w:sz w:val="20"/>
           <w:szCs w:val="20"/>
         </w:rPr>
-        <w:t xml:space="preserve">A </w:t>
-      </w:r>
-      <w:proofErr w:type="gramStart"/>
-      <w:r>
-        <w:rPr>
-          <w:rFonts w:ascii="Montserrat Medium" w:eastAsia="Montserrat Medium" w:hAnsi="Montserrat Medium" w:cs="Montserrat Medium"/>
-          <w:color w:val="545454"/>
-          <w:sz w:val="20"/>
-          <w:szCs w:val="20"/>
-        </w:rPr>
-        <w:t>continuación</w:t>
-      </w:r>
-      <w:proofErr w:type="gramEnd"/>
-      <w:r>
-        <w:rPr>
-          <w:rFonts w:ascii="Montserrat Medium" w:eastAsia="Montserrat Medium" w:hAnsi="Montserrat Medium" w:cs="Montserrat Medium"/>
-          <w:color w:val="545454"/>
-          <w:sz w:val="20"/>
-          <w:szCs w:val="20"/>
-        </w:rPr>
-        <w:t xml:space="preserve"> se describen las aplicaciones que se necesitan para completar el proceso del Software, así como su entorno y detalles. </w:t>
+        <w:t xml:space="preserve">A continuación se describen las aplicaciones que se necesitan para completar el proceso del Software, así como su entorno y detalles. </w:t>
       </w:r>
     </w:p>
     <w:p>
@@ -4440,8 +4307,8 @@
         </w:tabs>
         <w:ind w:left="283"/>
       </w:pPr>
-      <w:bookmarkStart w:id="21" w:name="_ild56ug65y05" w:colFirst="0" w:colLast="0"/>
-      <w:bookmarkEnd w:id="21"/>
+      <w:bookmarkStart w:id="20" w:name="_ild56ug65y05" w:colFirst="0" w:colLast="0"/>
+      <w:bookmarkEnd w:id="20"/>
       <w:r>
         <w:t>3.2 Requisitos de Hardware.</w:t>
       </w:r>
@@ -4519,8 +4386,8 @@
         </w:tabs>
         <w:ind w:left="283"/>
       </w:pPr>
-      <w:bookmarkStart w:id="22" w:name="_zb5sk9gmbroy" w:colFirst="0" w:colLast="0"/>
-      <w:bookmarkEnd w:id="22"/>
+      <w:bookmarkStart w:id="21" w:name="_zb5sk9gmbroy" w:colFirst="0" w:colLast="0"/>
+      <w:bookmarkEnd w:id="21"/>
       <w:r>
         <w:t>3.3 Puntos de Integración</w:t>
       </w:r>
@@ -4556,7 +4423,6 @@
           <w:sz w:val="20"/>
           <w:szCs w:val="20"/>
         </w:rPr>
-        <w:lastRenderedPageBreak/>
         <w:t xml:space="preserve">Esta sección detalla los sistemas internos de </w:t>
       </w:r>
       <w:proofErr w:type="spellStart"/>
@@ -4741,21 +4607,8 @@
                 <w:sz w:val="20"/>
                 <w:szCs w:val="20"/>
               </w:rPr>
-              <w:t xml:space="preserve">Nombre de </w:t>
-            </w:r>
-            <w:proofErr w:type="gramStart"/>
-            <w:r>
-              <w:rPr>
-                <w:rFonts w:ascii="Montserrat" w:eastAsia="Montserrat" w:hAnsi="Montserrat" w:cs="Montserrat"/>
-                <w:b/>
-                <w:bCs/>
-                <w:color w:val="FFFFFF"/>
-                <w:sz w:val="20"/>
-                <w:szCs w:val="20"/>
-              </w:rPr>
-              <w:t>la  integración</w:t>
-            </w:r>
-            <w:proofErr w:type="gramEnd"/>
+              <w:t>Nombre de la  integración</w:t>
+            </w:r>
           </w:p>
         </w:tc>
         <w:tc>
@@ -5292,19 +5145,6 @@
         </w:tc>
       </w:tr>
     </w:tbl>
-    <w:p>
-      <w:pPr>
-        <w:pStyle w:val="Ttulo2"/>
-        <w:tabs>
-          <w:tab w:val="left" w:pos="8434"/>
-        </w:tabs>
-        <w:spacing w:before="240" w:after="240" w:line="276" w:lineRule="auto"/>
-        <w:ind w:left="-566" w:right="-146"/>
-        <w:jc w:val="both"/>
-      </w:pPr>
-      <w:bookmarkStart w:id="23" w:name="_oppkja15adxe" w:colFirst="0" w:colLast="0"/>
-      <w:bookmarkEnd w:id="23"/>
-    </w:p>
     <w:p>
       <w:pPr>
         <w:pStyle w:val="Ttulo1"/>
@@ -5317,9 +5157,12 @@
           <w:color w:val="6200D1"/>
         </w:rPr>
       </w:pPr>
-      <w:bookmarkStart w:id="24" w:name="_ljstnqh7spwd" w:colFirst="0" w:colLast="0"/>
-      <w:bookmarkEnd w:id="24"/>
+      <w:bookmarkStart w:id="22" w:name="_oppkja15adxe" w:colFirst="0" w:colLast="0"/>
+      <w:bookmarkStart w:id="23" w:name="_ljstnqh7spwd" w:colFirst="0" w:colLast="0"/>
+      <w:bookmarkEnd w:id="22"/>
+      <w:bookmarkEnd w:id="23"/>
     </w:p>
+    <w:p/>
     <w:p>
       <w:pPr>
         <w:pStyle w:val="Ttulo1"/>
@@ -5329,17 +5172,18 @@
         <w:spacing w:before="400" w:after="120"/>
         <w:ind w:right="-146"/>
         <w:rPr>
-          <w:color w:val="000000"/>
+          <w:color w:val="6200D1"/>
           <w:sz w:val="42"/>
           <w:szCs w:val="42"/>
         </w:rPr>
       </w:pPr>
-      <w:bookmarkStart w:id="25" w:name="_n8ukypf4esr0" w:colFirst="0" w:colLast="0"/>
-      <w:bookmarkEnd w:id="25"/>
+      <w:bookmarkStart w:id="24" w:name="_n8ukypf4esr0" w:colFirst="0" w:colLast="0"/>
+      <w:bookmarkEnd w:id="24"/>
       <w:r>
         <w:rPr>
           <w:color w:val="6200D1"/>
         </w:rPr>
+        <w:lastRenderedPageBreak/>
         <w:t>4. Planeación de las pruebas.</w:t>
       </w:r>
     </w:p>
@@ -5357,8 +5201,8 @@
           <w:szCs w:val="26"/>
         </w:rPr>
       </w:pPr>
-      <w:bookmarkStart w:id="26" w:name="_q111kszd8aa0" w:colFirst="0" w:colLast="0"/>
-      <w:bookmarkEnd w:id="26"/>
+      <w:bookmarkStart w:id="25" w:name="_q111kszd8aa0" w:colFirst="0" w:colLast="0"/>
+      <w:bookmarkEnd w:id="25"/>
       <w:r>
         <w:rPr>
           <w:color w:val="595959"/>
@@ -5413,7 +5257,6 @@
           <w:sz w:val="28"/>
           <w:szCs w:val="28"/>
         </w:rPr>
-        <w:lastRenderedPageBreak/>
         <w:drawing>
           <wp:inline distT="114300" distB="114300" distL="114300" distR="114300" wp14:anchorId="45E31D7F" wp14:editId="34EF5F10">
             <wp:extent cx="5382339" cy="3130796"/>
@@ -5465,8 +5308,8 @@
           <w:szCs w:val="26"/>
         </w:rPr>
       </w:pPr>
-      <w:bookmarkStart w:id="27" w:name="_bmxhew6gpr04" w:colFirst="0" w:colLast="0"/>
-      <w:bookmarkEnd w:id="27"/>
+      <w:bookmarkStart w:id="26" w:name="_bmxhew6gpr04" w:colFirst="0" w:colLast="0"/>
+      <w:bookmarkEnd w:id="26"/>
       <w:r>
         <w:rPr>
           <w:color w:val="595959"/>
@@ -5802,9 +5645,12 @@
           <w:color w:val="595959"/>
         </w:rPr>
       </w:pPr>
-      <w:bookmarkStart w:id="28" w:name="_ci7h4ixddf54" w:colFirst="0" w:colLast="0"/>
+      <w:bookmarkStart w:id="27" w:name="_ci7h4ixddf54" w:colFirst="0" w:colLast="0"/>
+      <w:bookmarkStart w:id="28" w:name="_yo2q6l96ohu0" w:colFirst="0" w:colLast="0"/>
+      <w:bookmarkEnd w:id="27"/>
       <w:bookmarkEnd w:id="28"/>
     </w:p>
+    <w:p/>
     <w:p>
       <w:pPr>
         <w:pStyle w:val="Ttulo2"/>
@@ -5812,19 +5658,18 @@
           <w:tab w:val="left" w:pos="8434"/>
         </w:tabs>
         <w:spacing w:after="120"/>
-        <w:ind w:left="283" w:right="-146"/>
+        <w:ind w:right="-146"/>
         <w:rPr>
           <w:color w:val="6200D1"/>
           <w:sz w:val="26"/>
           <w:szCs w:val="26"/>
         </w:rPr>
       </w:pPr>
-      <w:bookmarkStart w:id="29" w:name="_yo2q6l96ohu0" w:colFirst="0" w:colLast="0"/>
-      <w:bookmarkEnd w:id="29"/>
       <w:r>
         <w:rPr>
           <w:color w:val="595959"/>
         </w:rPr>
+        <w:lastRenderedPageBreak/>
         <w:t>4.3 Tipos de pruebas</w:t>
       </w:r>
     </w:p>
@@ -5848,27 +5693,7 @@
           <w:sz w:val="20"/>
           <w:szCs w:val="20"/>
         </w:rPr>
-        <w:t xml:space="preserve">A </w:t>
-      </w:r>
-      <w:proofErr w:type="gramStart"/>
-      <w:r>
-        <w:rPr>
-          <w:rFonts w:ascii="Montserrat Medium" w:eastAsia="Montserrat Medium" w:hAnsi="Montserrat Medium" w:cs="Montserrat Medium"/>
-          <w:color w:val="595959"/>
-          <w:sz w:val="20"/>
-          <w:szCs w:val="20"/>
-        </w:rPr>
-        <w:t>continuación</w:t>
-      </w:r>
-      <w:proofErr w:type="gramEnd"/>
-      <w:r>
-        <w:rPr>
-          <w:rFonts w:ascii="Montserrat Medium" w:eastAsia="Montserrat Medium" w:hAnsi="Montserrat Medium" w:cs="Montserrat Medium"/>
-          <w:color w:val="595959"/>
-          <w:sz w:val="20"/>
-          <w:szCs w:val="20"/>
-        </w:rPr>
-        <w:t xml:space="preserve"> se describen los diferentes tipos de pruebas que se aplicarán a este proyecto</w:t>
+        <w:t>A continuación se describen los diferentes tipos de pruebas que se aplicarán a este proyecto</w:t>
       </w:r>
     </w:p>
     <w:p>
@@ -6046,7 +5871,6 @@
                 <w:sz w:val="20"/>
                 <w:szCs w:val="20"/>
               </w:rPr>
-              <w:lastRenderedPageBreak/>
               <w:t>Pruebas Funcionales</w:t>
             </w:r>
           </w:p>
@@ -6451,18 +6275,12 @@
     </w:tbl>
     <w:p>
       <w:pPr>
-        <w:widowControl w:val="0"/>
-        <w:ind w:right="-146"/>
-      </w:pPr>
-    </w:p>
-    <w:p>
-      <w:pPr>
         <w:pStyle w:val="Ttulo2"/>
         <w:tabs>
           <w:tab w:val="left" w:pos="8434"/>
         </w:tabs>
         <w:spacing w:before="480" w:after="120" w:line="276" w:lineRule="auto"/>
-        <w:ind w:left="283" w:right="-146"/>
+        <w:ind w:right="-146"/>
         <w:jc w:val="both"/>
         <w:rPr>
           <w:color w:val="000000"/>
@@ -6470,8 +6288,8 @@
           <w:szCs w:val="34"/>
         </w:rPr>
       </w:pPr>
-      <w:bookmarkStart w:id="30" w:name="_xmsw2fxvulve" w:colFirst="0" w:colLast="0"/>
-      <w:bookmarkEnd w:id="30"/>
+      <w:bookmarkStart w:id="29" w:name="_xmsw2fxvulve" w:colFirst="0" w:colLast="0"/>
+      <w:bookmarkEnd w:id="29"/>
       <w:r>
         <w:rPr>
           <w:color w:val="595959"/>
@@ -6849,31 +6667,7 @@
                 <w:sz w:val="20"/>
                 <w:szCs w:val="20"/>
               </w:rPr>
-              <w:t xml:space="preserve">Probar el 40% de </w:t>
-            </w:r>
-            <w:proofErr w:type="gramStart"/>
-            <w:r>
-              <w:rPr>
-                <w:rFonts w:ascii="Montserrat Medium" w:eastAsia="Montserrat Medium" w:hAnsi="Montserrat Medium" w:cs="Montserrat Medium"/>
-                <w:i/>
-                <w:iCs/>
-                <w:color w:val="FF0000"/>
-                <w:sz w:val="20"/>
-                <w:szCs w:val="20"/>
-              </w:rPr>
-              <w:t>los test</w:t>
-            </w:r>
-            <w:proofErr w:type="gramEnd"/>
-            <w:r>
-              <w:rPr>
-                <w:rFonts w:ascii="Montserrat Medium" w:eastAsia="Montserrat Medium" w:hAnsi="Montserrat Medium" w:cs="Montserrat Medium"/>
-                <w:i/>
-                <w:iCs/>
-                <w:color w:val="FF0000"/>
-                <w:sz w:val="20"/>
-                <w:szCs w:val="20"/>
-              </w:rPr>
-              <w:t xml:space="preserve"> Cases Creados </w:t>
+              <w:t xml:space="preserve">Probar el 40% de los test Cases Creados </w:t>
             </w:r>
           </w:p>
         </w:tc>
@@ -7009,31 +6803,7 @@
                 <w:sz w:val="20"/>
                 <w:szCs w:val="20"/>
               </w:rPr>
-              <w:t xml:space="preserve">Probar el 70% de </w:t>
-            </w:r>
-            <w:proofErr w:type="gramStart"/>
-            <w:r>
-              <w:rPr>
-                <w:rFonts w:ascii="Montserrat Medium" w:eastAsia="Montserrat Medium" w:hAnsi="Montserrat Medium" w:cs="Montserrat Medium"/>
-                <w:i/>
-                <w:iCs/>
-                <w:color w:val="FF0000"/>
-                <w:sz w:val="20"/>
-                <w:szCs w:val="20"/>
-              </w:rPr>
-              <w:t>los Test</w:t>
-            </w:r>
-            <w:proofErr w:type="gramEnd"/>
-            <w:r>
-              <w:rPr>
-                <w:rFonts w:ascii="Montserrat Medium" w:eastAsia="Montserrat Medium" w:hAnsi="Montserrat Medium" w:cs="Montserrat Medium"/>
-                <w:i/>
-                <w:iCs/>
-                <w:color w:val="FF0000"/>
-                <w:sz w:val="20"/>
-                <w:szCs w:val="20"/>
-              </w:rPr>
-              <w:t xml:space="preserve"> Cases Creados</w:t>
+              <w:t>Probar el 70% de los Test Cases Creados</w:t>
             </w:r>
           </w:p>
         </w:tc>
@@ -7169,31 +6939,7 @@
                 <w:sz w:val="20"/>
                 <w:szCs w:val="20"/>
               </w:rPr>
-              <w:t xml:space="preserve">Probar un 100% de </w:t>
-            </w:r>
-            <w:proofErr w:type="gramStart"/>
-            <w:r>
-              <w:rPr>
-                <w:rFonts w:ascii="Montserrat Medium" w:eastAsia="Montserrat Medium" w:hAnsi="Montserrat Medium" w:cs="Montserrat Medium"/>
-                <w:i/>
-                <w:iCs/>
-                <w:color w:val="FF0000"/>
-                <w:sz w:val="20"/>
-                <w:szCs w:val="20"/>
-              </w:rPr>
-              <w:t>los Test</w:t>
-            </w:r>
-            <w:proofErr w:type="gramEnd"/>
-            <w:r>
-              <w:rPr>
-                <w:rFonts w:ascii="Montserrat Medium" w:eastAsia="Montserrat Medium" w:hAnsi="Montserrat Medium" w:cs="Montserrat Medium"/>
-                <w:i/>
-                <w:iCs/>
-                <w:color w:val="FF0000"/>
-                <w:sz w:val="20"/>
-                <w:szCs w:val="20"/>
-              </w:rPr>
-              <w:t xml:space="preserve"> Cases Creados, incluyendo pruebas de rendimiento, etc.</w:t>
+              <w:t>Probar un 100% de los Test Cases Creados, incluyendo pruebas de rendimiento, etc.</w:t>
             </w:r>
           </w:p>
         </w:tc>
@@ -7367,16 +7113,6 @@
         </w:tc>
       </w:tr>
     </w:tbl>
-    <w:p>
-      <w:pPr>
-        <w:tabs>
-          <w:tab w:val="left" w:pos="8434"/>
-        </w:tabs>
-        <w:spacing w:before="240" w:after="240" w:line="276" w:lineRule="auto"/>
-        <w:ind w:left="-566" w:right="-146"/>
-        <w:jc w:val="both"/>
-      </w:pPr>
-    </w:p>
     <w:p>
       <w:pPr>
         <w:pStyle w:val="Ttulo1"/>
@@ -7390,8 +7126,6 @@
           <w:color w:val="000000"/>
         </w:rPr>
       </w:pPr>
-      <w:bookmarkStart w:id="31" w:name="_tqmg5y14ex42" w:colFirst="0" w:colLast="0"/>
-      <w:bookmarkEnd w:id="31"/>
       <w:r>
         <w:rPr>
           <w:color w:val="6200D1"/>
@@ -7415,8 +7149,8 @@
           <w:szCs w:val="30"/>
         </w:rPr>
       </w:pPr>
-      <w:bookmarkStart w:id="32" w:name="_3smoe3sl8gw4" w:colFirst="0" w:colLast="0"/>
-      <w:bookmarkEnd w:id="32"/>
+      <w:bookmarkStart w:id="30" w:name="_3smoe3sl8gw4" w:colFirst="0" w:colLast="0"/>
+      <w:bookmarkEnd w:id="30"/>
       <w:r>
         <w:rPr>
           <w:color w:val="595959"/>
@@ -7803,27 +7537,7 @@
                 <w:iCs/>
                 <w:color w:val="FF0000"/>
               </w:rPr>
-              <w:t xml:space="preserve"> de </w:t>
-            </w:r>
-            <w:proofErr w:type="gramStart"/>
-            <w:r>
-              <w:rPr>
-                <w:rFonts w:ascii="Montserrat Medium" w:eastAsia="Montserrat Medium" w:hAnsi="Montserrat Medium" w:cs="Montserrat Medium"/>
-                <w:i/>
-                <w:iCs/>
-                <w:color w:val="FF0000"/>
-              </w:rPr>
-              <w:t>los test</w:t>
-            </w:r>
-            <w:proofErr w:type="gramEnd"/>
-            <w:r>
-              <w:rPr>
-                <w:rFonts w:ascii="Montserrat Medium" w:eastAsia="Montserrat Medium" w:hAnsi="Montserrat Medium" w:cs="Montserrat Medium"/>
-                <w:i/>
-                <w:iCs/>
-                <w:color w:val="FF0000"/>
-              </w:rPr>
-              <w:t xml:space="preserve"> cases no funcionales que se aplicarán</w:t>
+              <w:t xml:space="preserve"> de los test cases no funcionales que se aplicarán</w:t>
             </w:r>
           </w:p>
           <w:p>
@@ -7917,23 +7631,7 @@
                 <w:rFonts w:ascii="Montserrat Medium" w:eastAsia="Montserrat Medium" w:hAnsi="Montserrat Medium" w:cs="Montserrat Medium"/>
                 <w:color w:val="595959"/>
               </w:rPr>
-              <w:t xml:space="preserve">Para este tipo de prueba se valida y verifica el cumplimiento de los parámetros establecidos de RPA, </w:t>
-            </w:r>
-            <w:proofErr w:type="gramStart"/>
-            <w:r>
-              <w:rPr>
-                <w:rFonts w:ascii="Montserrat Medium" w:eastAsia="Montserrat Medium" w:hAnsi="Montserrat Medium" w:cs="Montserrat Medium"/>
-                <w:color w:val="595959"/>
-              </w:rPr>
-              <w:t>de acuerdo al</w:t>
-            </w:r>
-            <w:proofErr w:type="gramEnd"/>
-            <w:r>
-              <w:rPr>
-                <w:rFonts w:ascii="Montserrat Medium" w:eastAsia="Montserrat Medium" w:hAnsi="Montserrat Medium" w:cs="Montserrat Medium"/>
-                <w:color w:val="595959"/>
-              </w:rPr>
-              <w:t xml:space="preserve"> siguiente alcance:</w:t>
+              <w:t>Para este tipo de prueba se valida y verifica el cumplimiento de los parámetros establecidos de RPA, de acuerdo al siguiente alcance:</w:t>
             </w:r>
           </w:p>
           <w:p>
@@ -8065,39 +7763,7 @@
                 <w:rFonts w:ascii="Montserrat Medium" w:eastAsia="Montserrat Medium" w:hAnsi="Montserrat Medium" w:cs="Montserrat Medium"/>
                 <w:color w:val="595959"/>
               </w:rPr>
-              <w:t xml:space="preserve">Para este tipo de prueba se valida el control de seguridad del ambiente del sistema </w:t>
-            </w:r>
-            <w:proofErr w:type="gramStart"/>
-            <w:r>
-              <w:rPr>
-                <w:rFonts w:ascii="Montserrat Medium" w:eastAsia="Montserrat Medium" w:hAnsi="Montserrat Medium" w:cs="Montserrat Medium"/>
-                <w:color w:val="595959"/>
-              </w:rPr>
-              <w:t>y  la</w:t>
-            </w:r>
-            <w:proofErr w:type="gramEnd"/>
-            <w:r>
-              <w:rPr>
-                <w:rFonts w:ascii="Montserrat Medium" w:eastAsia="Montserrat Medium" w:hAnsi="Montserrat Medium" w:cs="Montserrat Medium"/>
-                <w:color w:val="595959"/>
-              </w:rPr>
-              <w:t xml:space="preserve"> exploración de vulnerabilidades </w:t>
-            </w:r>
-            <w:proofErr w:type="gramStart"/>
-            <w:r>
-              <w:rPr>
-                <w:rFonts w:ascii="Montserrat Medium" w:eastAsia="Montserrat Medium" w:hAnsi="Montserrat Medium" w:cs="Montserrat Medium"/>
-                <w:color w:val="595959"/>
-              </w:rPr>
-              <w:t>de acuerdo al</w:t>
-            </w:r>
-            <w:proofErr w:type="gramEnd"/>
-            <w:r>
-              <w:rPr>
-                <w:rFonts w:ascii="Montserrat Medium" w:eastAsia="Montserrat Medium" w:hAnsi="Montserrat Medium" w:cs="Montserrat Medium"/>
-                <w:color w:val="595959"/>
-              </w:rPr>
-              <w:t xml:space="preserve"> siguiente alcance:</w:t>
+              <w:t>Para este tipo de prueba se valida el control de seguridad del ambiente del sistema y  la exploración de vulnerabilidades de acuerdo al siguiente alcance:</w:t>
             </w:r>
           </w:p>
           <w:p>
@@ -8186,31 +7852,17 @@
         <w:spacing w:before="240" w:after="240" w:line="276" w:lineRule="auto"/>
         <w:ind w:right="-146"/>
         <w:jc w:val="both"/>
-      </w:pPr>
-      <w:bookmarkStart w:id="33" w:name="_pvn4kbkpr582" w:colFirst="0" w:colLast="0"/>
-      <w:bookmarkEnd w:id="33"/>
-    </w:p>
-    <w:p>
-      <w:pPr>
-        <w:pStyle w:val="Ttulo2"/>
-        <w:tabs>
-          <w:tab w:val="left" w:pos="8434"/>
-        </w:tabs>
-        <w:spacing w:before="240" w:after="240" w:line="276" w:lineRule="auto"/>
-        <w:ind w:left="283" w:right="-146"/>
-        <w:jc w:val="both"/>
         <w:rPr>
           <w:color w:val="000000"/>
           <w:sz w:val="32"/>
           <w:szCs w:val="32"/>
         </w:rPr>
       </w:pPr>
-      <w:bookmarkStart w:id="34" w:name="_3uonys7qrjl7" w:colFirst="0" w:colLast="0"/>
-      <w:bookmarkEnd w:id="34"/>
       <w:r>
         <w:rPr>
           <w:color w:val="595959"/>
         </w:rPr>
+        <w:lastRenderedPageBreak/>
         <w:t>5.2 Fuera del alcance</w:t>
       </w:r>
     </w:p>
@@ -8236,27 +7888,7 @@
           <w:sz w:val="20"/>
           <w:szCs w:val="20"/>
         </w:rPr>
-        <w:t xml:space="preserve">Esta sección contiene las pruebas fuera del alcance, pueden incluir sistemas de integración o partes de </w:t>
-      </w:r>
-      <w:proofErr w:type="gramStart"/>
-      <w:r>
-        <w:rPr>
-          <w:rFonts w:ascii="Montserrat Medium" w:eastAsia="Montserrat Medium" w:hAnsi="Montserrat Medium" w:cs="Montserrat Medium"/>
-          <w:color w:val="595959"/>
-          <w:sz w:val="20"/>
-          <w:szCs w:val="20"/>
-        </w:rPr>
-        <w:t>otros software</w:t>
-      </w:r>
-      <w:proofErr w:type="gramEnd"/>
-      <w:r>
-        <w:rPr>
-          <w:rFonts w:ascii="Montserrat Medium" w:eastAsia="Montserrat Medium" w:hAnsi="Montserrat Medium" w:cs="Montserrat Medium"/>
-          <w:color w:val="595959"/>
-          <w:sz w:val="20"/>
-          <w:szCs w:val="20"/>
-        </w:rPr>
-        <w:t>, el cual tengan interacción directa, pero no entren dentro del alcance de las pruebas.</w:t>
+        <w:t>Esta sección contiene las pruebas fuera del alcance, pueden incluir sistemas de integración o partes de otros software, el cual tengan interacción directa, pero no entren dentro del alcance de las pruebas.</w:t>
       </w:r>
     </w:p>
     <w:tbl>
@@ -8368,27 +8000,7 @@
                 <w:iCs/>
                 <w:color w:val="FF0000"/>
               </w:rPr>
-              <w:t xml:space="preserve">Listar las funcionalidades, sistemas o requerimientos que no se aplicarán </w:t>
-            </w:r>
-            <w:proofErr w:type="gramStart"/>
-            <w:r>
-              <w:rPr>
-                <w:rFonts w:ascii="Montserrat Medium" w:eastAsia="Montserrat Medium" w:hAnsi="Montserrat Medium" w:cs="Montserrat Medium"/>
-                <w:i/>
-                <w:iCs/>
-                <w:color w:val="FF0000"/>
-              </w:rPr>
-              <w:t>pruebas</w:t>
-            </w:r>
-            <w:proofErr w:type="gramEnd"/>
-            <w:r>
-              <w:rPr>
-                <w:rFonts w:ascii="Montserrat Medium" w:eastAsia="Montserrat Medium" w:hAnsi="Montserrat Medium" w:cs="Montserrat Medium"/>
-                <w:i/>
-                <w:iCs/>
-                <w:color w:val="FF0000"/>
-              </w:rPr>
-              <w:t xml:space="preserve"> así como el motivo del porqué no se probará</w:t>
+              <w:t>Listar las funcionalidades, sistemas o requerimientos que no se aplicarán pruebas así como el motivo del porqué no se probará</w:t>
             </w:r>
           </w:p>
           <w:p>
@@ -8416,8 +8028,8 @@
           <w:szCs w:val="42"/>
         </w:rPr>
       </w:pPr>
-      <w:bookmarkStart w:id="35" w:name="_ebscetn9aqa" w:colFirst="0" w:colLast="0"/>
-      <w:bookmarkEnd w:id="35"/>
+      <w:bookmarkStart w:id="31" w:name="_ebscetn9aqa" w:colFirst="0" w:colLast="0"/>
+      <w:bookmarkEnd w:id="31"/>
       <w:r>
         <w:rPr>
           <w:color w:val="6200D1"/>
@@ -8536,20 +8148,6 @@
         <w:t>Calculation</w:t>
       </w:r>
       <w:proofErr w:type="spellEnd"/>
-    </w:p>
-    <w:p>
-      <w:pPr>
-        <w:tabs>
-          <w:tab w:val="left" w:pos="8434"/>
-        </w:tabs>
-        <w:ind w:left="-566"/>
-        <w:rPr>
-          <w:rFonts w:ascii="Montserrat Medium" w:eastAsia="Montserrat Medium" w:hAnsi="Montserrat Medium" w:cs="Montserrat Medium"/>
-          <w:color w:val="522582"/>
-          <w:sz w:val="28"/>
-          <w:szCs w:val="28"/>
-        </w:rPr>
-      </w:pPr>
       <w:r>
         <w:rPr>
           <w:rFonts w:ascii="Montserrat Medium" w:eastAsia="Montserrat Medium" w:hAnsi="Montserrat Medium" w:cs="Montserrat Medium"/>
@@ -8573,31 +8171,14 @@
           <w:color w:val="6200D1"/>
         </w:rPr>
       </w:pPr>
-      <w:bookmarkStart w:id="36" w:name="_xrs0746t1nc4" w:colFirst="0" w:colLast="0"/>
-      <w:bookmarkEnd w:id="36"/>
+      <w:bookmarkStart w:id="32" w:name="_xrs0746t1nc4" w:colFirst="0" w:colLast="0"/>
+      <w:bookmarkEnd w:id="32"/>
       <w:r>
         <w:rPr>
           <w:color w:val="6200D1"/>
         </w:rPr>
         <w:t>7. Documentos de referencia</w:t>
       </w:r>
-    </w:p>
-    <w:p>
-      <w:pPr>
-        <w:widowControl w:val="0"/>
-        <w:tabs>
-          <w:tab w:val="left" w:pos="8434"/>
-        </w:tabs>
-        <w:spacing w:after="120"/>
-        <w:jc w:val="both"/>
-        <w:rPr>
-          <w:rFonts w:ascii="Montserrat Medium" w:eastAsia="Montserrat Medium" w:hAnsi="Montserrat Medium" w:cs="Montserrat Medium"/>
-          <w:sz w:val="20"/>
-          <w:szCs w:val="20"/>
-        </w:rPr>
-      </w:pPr>
-      <w:bookmarkStart w:id="37" w:name="_q9en7zw6wvng" w:colFirst="0" w:colLast="0"/>
-      <w:bookmarkEnd w:id="37"/>
     </w:p>
     <w:p>
       <w:pPr>
@@ -8616,8 +8197,8 @@
           <w:szCs w:val="20"/>
         </w:rPr>
       </w:pPr>
-      <w:bookmarkStart w:id="38" w:name="_qw90xwkpj4ao" w:colFirst="0" w:colLast="0"/>
-      <w:bookmarkEnd w:id="38"/>
+      <w:bookmarkStart w:id="33" w:name="_qw90xwkpj4ao" w:colFirst="0" w:colLast="0"/>
+      <w:bookmarkEnd w:id="33"/>
       <w:r>
         <w:rPr>
           <w:rFonts w:ascii="Montserrat Medium" w:eastAsia="Montserrat Medium" w:hAnsi="Montserrat Medium" w:cs="Montserrat Medium"/>
@@ -8677,8 +8258,8 @@
           <w:szCs w:val="20"/>
         </w:rPr>
       </w:pPr>
-      <w:bookmarkStart w:id="39" w:name="_1qx13qio49i6" w:colFirst="0" w:colLast="0"/>
-      <w:bookmarkEnd w:id="39"/>
+      <w:bookmarkStart w:id="34" w:name="_1qx13qio49i6" w:colFirst="0" w:colLast="0"/>
+      <w:bookmarkEnd w:id="34"/>
     </w:p>
     <w:tbl>
       <w:tblPr>
@@ -8798,7 +8379,6 @@
                 <w:szCs w:val="20"/>
               </w:rPr>
             </w:pPr>
-            <w:proofErr w:type="gramStart"/>
             <w:r>
               <w:rPr>
                 <w:rFonts w:ascii="Montserrat" w:eastAsia="Montserrat" w:hAnsi="Montserrat" w:cs="Montserrat"/>
@@ -8808,19 +8388,7 @@
                 <w:sz w:val="20"/>
                 <w:szCs w:val="20"/>
               </w:rPr>
-              <w:t>Link</w:t>
-            </w:r>
-            <w:proofErr w:type="gramEnd"/>
-            <w:r>
-              <w:rPr>
-                <w:rFonts w:ascii="Montserrat" w:eastAsia="Montserrat" w:hAnsi="Montserrat" w:cs="Montserrat"/>
-                <w:b/>
-                <w:bCs/>
-                <w:color w:val="FFFFFF"/>
-                <w:sz w:val="20"/>
-                <w:szCs w:val="20"/>
-              </w:rPr>
-              <w:t xml:space="preserve"> Google Drive</w:t>
+              <w:t>Link Google Drive</w:t>
             </w:r>
           </w:p>
         </w:tc>
@@ -9158,7 +8726,6 @@
                 <w:sz w:val="20"/>
                 <w:szCs w:val="20"/>
               </w:rPr>
-              <w:lastRenderedPageBreak/>
               <w:t>EST</w:t>
             </w:r>
           </w:p>
@@ -9270,12 +8837,13 @@
           <w:color w:val="6200D1"/>
         </w:rPr>
       </w:pPr>
-      <w:bookmarkStart w:id="40" w:name="_g3fj9j97sgt8" w:colFirst="0" w:colLast="0"/>
-      <w:bookmarkEnd w:id="40"/>
+      <w:bookmarkStart w:id="35" w:name="_g3fj9j97sgt8" w:colFirst="0" w:colLast="0"/>
+      <w:bookmarkEnd w:id="35"/>
       <w:r>
         <w:rPr>
           <w:color w:val="6200D1"/>
         </w:rPr>
+        <w:lastRenderedPageBreak/>
         <w:t>8.</w:t>
       </w:r>
       <w:r>
@@ -9341,31 +8909,7 @@
           <w:sz w:val="20"/>
           <w:szCs w:val="20"/>
         </w:rPr>
-        <w:t xml:space="preserve">Este apartado se llena conforme va avanzando el proyecto, si alguna no requirió cambios, aun </w:t>
-      </w:r>
-      <w:proofErr w:type="gramStart"/>
-      <w:r>
-        <w:rPr>
-          <w:rFonts w:ascii="Montserrat Medium" w:eastAsia="Montserrat Medium" w:hAnsi="Montserrat Medium" w:cs="Montserrat Medium"/>
-          <w:i/>
-          <w:iCs/>
-          <w:color w:val="FF0000"/>
-          <w:sz w:val="20"/>
-          <w:szCs w:val="20"/>
-        </w:rPr>
-        <w:t>así</w:t>
-      </w:r>
-      <w:proofErr w:type="gramEnd"/>
-      <w:r>
-        <w:rPr>
-          <w:rFonts w:ascii="Montserrat Medium" w:eastAsia="Montserrat Medium" w:hAnsi="Montserrat Medium" w:cs="Montserrat Medium"/>
-          <w:i/>
-          <w:iCs/>
-          <w:color w:val="FF0000"/>
-          <w:sz w:val="20"/>
-          <w:szCs w:val="20"/>
-        </w:rPr>
-        <w:t xml:space="preserve"> se llenan los apartados. Si no aplico alguna se remueve de la tabla.</w:t>
+        <w:t>Este apartado se llena conforme va avanzando el proyecto, si alguna no requirió cambios, aun así se llenan los apartados. Si no aplico alguna se remueve de la tabla.</w:t>
       </w:r>
     </w:p>
     <w:p>
@@ -9628,19 +9172,15 @@
               <w:spacing w:before="5"/>
               <w:rPr>
                 <w:rFonts w:ascii="Montserrat Medium" w:eastAsia="Montserrat Medium" w:hAnsi="Montserrat Medium" w:cs="Montserrat Medium"/>
-                <w:i/>
-                <w:iCs/>
-                <w:color w:val="FF0000"/>
-                <w:sz w:val="20"/>
-                <w:szCs w:val="20"/>
-              </w:rPr>
-            </w:pPr>
-            <w:r>
-              <w:rPr>
-                <w:rFonts w:ascii="Montserrat Medium" w:eastAsia="Montserrat Medium" w:hAnsi="Montserrat Medium" w:cs="Montserrat Medium"/>
-                <w:i/>
-                <w:iCs/>
-                <w:color w:val="FF0000"/>
+                <w:color w:val="3B3B3B"/>
+                <w:sz w:val="20"/>
+                <w:szCs w:val="20"/>
+              </w:rPr>
+            </w:pPr>
+            <w:r>
+              <w:rPr>
+                <w:rFonts w:ascii="Montserrat Medium" w:eastAsia="Montserrat Medium" w:hAnsi="Montserrat Medium" w:cs="Montserrat Medium"/>
+                <w:color w:val="3B3B3B"/>
                 <w:sz w:val="20"/>
                 <w:szCs w:val="20"/>
               </w:rPr>
@@ -9650,9 +9190,7 @@
             <w:r>
               <w:rPr>
                 <w:rFonts w:ascii="Montserrat Medium" w:eastAsia="Montserrat Medium" w:hAnsi="Montserrat Medium" w:cs="Montserrat Medium"/>
-                <w:i/>
-                <w:iCs/>
-                <w:color w:val="FF0000"/>
+                <w:color w:val="3B3B3B"/>
                 <w:sz w:val="20"/>
                 <w:szCs w:val="20"/>
               </w:rPr>
@@ -9662,9 +9200,7 @@
             <w:r>
               <w:rPr>
                 <w:rFonts w:ascii="Montserrat Medium" w:eastAsia="Montserrat Medium" w:hAnsi="Montserrat Medium" w:cs="Montserrat Medium"/>
-                <w:i/>
-                <w:iCs/>
-                <w:color w:val="FF0000"/>
+                <w:color w:val="3B3B3B"/>
                 <w:sz w:val="20"/>
                 <w:szCs w:val="20"/>
               </w:rPr>
@@ -9699,8 +9235,21 @@
                 <w:sz w:val="20"/>
                 <w:szCs w:val="20"/>
               </w:rPr>
-              <w:t>N/A</w:t>
-            </w:r>
+              <w:t>**</w:t>
+            </w:r>
+            <w:proofErr w:type="spellStart"/>
+            <w:r>
+              <w:rPr>
+                <w:rFonts w:ascii="Montserrat Medium" w:eastAsia="Montserrat Medium" w:hAnsi="Montserrat Medium" w:cs="Montserrat Medium"/>
+                <w:i/>
+                <w:iCs/>
+                <w:color w:val="FF0000"/>
+                <w:sz w:val="20"/>
+                <w:szCs w:val="20"/>
+              </w:rPr>
+              <w:t>Tester_Name</w:t>
+            </w:r>
+            <w:proofErr w:type="spellEnd"/>
           </w:p>
         </w:tc>
         <w:tc>
@@ -9714,23 +9263,19 @@
               <w:spacing w:before="5"/>
               <w:rPr>
                 <w:rFonts w:ascii="Montserrat Medium" w:eastAsia="Montserrat Medium" w:hAnsi="Montserrat Medium" w:cs="Montserrat Medium"/>
-                <w:i/>
-                <w:iCs/>
-                <w:color w:val="FF0000"/>
-                <w:sz w:val="20"/>
-                <w:szCs w:val="20"/>
-              </w:rPr>
-            </w:pPr>
-            <w:r>
-              <w:rPr>
-                <w:rFonts w:ascii="Montserrat Medium" w:eastAsia="Montserrat Medium" w:hAnsi="Montserrat Medium" w:cs="Montserrat Medium"/>
-                <w:i/>
-                <w:iCs/>
-                <w:color w:val="FF0000"/>
-                <w:sz w:val="20"/>
-                <w:szCs w:val="20"/>
-              </w:rPr>
-              <w:t>N/A</w:t>
+                <w:color w:val="3B3B3B"/>
+                <w:sz w:val="20"/>
+                <w:szCs w:val="20"/>
+              </w:rPr>
+            </w:pPr>
+            <w:r>
+              <w:rPr>
+                <w:rFonts w:ascii="Montserrat Medium" w:eastAsia="Montserrat Medium" w:hAnsi="Montserrat Medium" w:cs="Montserrat Medium"/>
+                <w:color w:val="3B3B3B"/>
+                <w:sz w:val="20"/>
+                <w:szCs w:val="20"/>
+              </w:rPr>
+              <w:t>Primera versión del PEP</w:t>
             </w:r>
           </w:p>
         </w:tc>
@@ -9792,8 +9337,21 @@
                 <w:sz w:val="20"/>
                 <w:szCs w:val="20"/>
               </w:rPr>
-              <w:t>N/A</w:t>
-            </w:r>
+              <w:t>**</w:t>
+            </w:r>
+            <w:proofErr w:type="spellStart"/>
+            <w:r>
+              <w:rPr>
+                <w:rFonts w:ascii="Montserrat Medium" w:eastAsia="Montserrat Medium" w:hAnsi="Montserrat Medium" w:cs="Montserrat Medium"/>
+                <w:i/>
+                <w:iCs/>
+                <w:color w:val="FF0000"/>
+                <w:sz w:val="20"/>
+                <w:szCs w:val="20"/>
+              </w:rPr>
+              <w:t>Date_issue</w:t>
+            </w:r>
+            <w:proofErr w:type="spellEnd"/>
           </w:p>
         </w:tc>
       </w:tr>
@@ -9812,19 +9370,15 @@
               <w:spacing w:before="5"/>
               <w:rPr>
                 <w:rFonts w:ascii="Montserrat Medium" w:eastAsia="Montserrat Medium" w:hAnsi="Montserrat Medium" w:cs="Montserrat Medium"/>
-                <w:i/>
-                <w:iCs/>
-                <w:color w:val="FF0000"/>
-                <w:sz w:val="20"/>
-                <w:szCs w:val="20"/>
-              </w:rPr>
-            </w:pPr>
-            <w:r>
-              <w:rPr>
-                <w:rFonts w:ascii="Montserrat Medium" w:eastAsia="Montserrat Medium" w:hAnsi="Montserrat Medium" w:cs="Montserrat Medium"/>
-                <w:i/>
-                <w:iCs/>
-                <w:color w:val="FF0000"/>
+                <w:color w:val="3B3B3B"/>
+                <w:sz w:val="20"/>
+                <w:szCs w:val="20"/>
+              </w:rPr>
+            </w:pPr>
+            <w:r>
+              <w:rPr>
+                <w:rFonts w:ascii="Montserrat Medium" w:eastAsia="Montserrat Medium" w:hAnsi="Montserrat Medium" w:cs="Montserrat Medium"/>
+                <w:color w:val="3B3B3B"/>
                 <w:sz w:val="20"/>
                 <w:szCs w:val="20"/>
               </w:rPr>
@@ -9834,9 +9388,7 @@
             <w:r>
               <w:rPr>
                 <w:rFonts w:ascii="Montserrat Medium" w:eastAsia="Montserrat Medium" w:hAnsi="Montserrat Medium" w:cs="Montserrat Medium"/>
-                <w:i/>
-                <w:iCs/>
-                <w:color w:val="FF0000"/>
+                <w:color w:val="3B3B3B"/>
                 <w:sz w:val="20"/>
                 <w:szCs w:val="20"/>
               </w:rPr>
@@ -9846,13 +9398,11 @@
             <w:r>
               <w:rPr>
                 <w:rFonts w:ascii="Montserrat Medium" w:eastAsia="Montserrat Medium" w:hAnsi="Montserrat Medium" w:cs="Montserrat Medium"/>
-                <w:i/>
-                <w:iCs/>
-                <w:color w:val="FF0000"/>
-                <w:sz w:val="20"/>
-                <w:szCs w:val="20"/>
-              </w:rPr>
-              <w:t xml:space="preserve"> 2</w:t>
+                <w:color w:val="3B3B3B"/>
+                <w:sz w:val="20"/>
+                <w:szCs w:val="20"/>
+              </w:rPr>
+              <w:t xml:space="preserve"> UAT</w:t>
             </w:r>
           </w:p>
         </w:tc>
@@ -9883,8 +9433,21 @@
                 <w:sz w:val="20"/>
                 <w:szCs w:val="20"/>
               </w:rPr>
-              <w:t>N/A</w:t>
-            </w:r>
+              <w:t>**</w:t>
+            </w:r>
+            <w:proofErr w:type="spellStart"/>
+            <w:r>
+              <w:rPr>
+                <w:rFonts w:ascii="Montserrat Medium" w:eastAsia="Montserrat Medium" w:hAnsi="Montserrat Medium" w:cs="Montserrat Medium"/>
+                <w:i/>
+                <w:iCs/>
+                <w:color w:val="FF0000"/>
+                <w:sz w:val="20"/>
+                <w:szCs w:val="20"/>
+              </w:rPr>
+              <w:t>Tester_Name</w:t>
+            </w:r>
+            <w:proofErr w:type="spellEnd"/>
           </w:p>
         </w:tc>
         <w:tc>
@@ -9900,21 +9463,21 @@
                 <w:rFonts w:ascii="Montserrat Medium" w:eastAsia="Montserrat Medium" w:hAnsi="Montserrat Medium" w:cs="Montserrat Medium"/>
                 <w:i/>
                 <w:iCs/>
-                <w:color w:val="FF0000"/>
-                <w:sz w:val="20"/>
-                <w:szCs w:val="20"/>
-              </w:rPr>
-            </w:pPr>
-            <w:r>
-              <w:rPr>
-                <w:rFonts w:ascii="Montserrat Medium" w:eastAsia="Montserrat Medium" w:hAnsi="Montserrat Medium" w:cs="Montserrat Medium"/>
-                <w:i/>
-                <w:iCs/>
-                <w:color w:val="FF0000"/>
-                <w:sz w:val="20"/>
-                <w:szCs w:val="20"/>
-              </w:rPr>
-              <w:t>N/A</w:t>
+                <w:color w:val="3B3B3B"/>
+                <w:sz w:val="20"/>
+                <w:szCs w:val="20"/>
+              </w:rPr>
+            </w:pPr>
+            <w:r>
+              <w:rPr>
+                <w:rFonts w:ascii="Montserrat Medium" w:eastAsia="Montserrat Medium" w:hAnsi="Montserrat Medium" w:cs="Montserrat Medium"/>
+                <w:i/>
+                <w:iCs/>
+                <w:color w:val="3B3B3B"/>
+                <w:sz w:val="20"/>
+                <w:szCs w:val="20"/>
+              </w:rPr>
+              <w:t>Versión final del PEP</w:t>
             </w:r>
           </w:p>
         </w:tc>
@@ -9967,400 +9530,10 @@
                 <w:szCs w:val="20"/>
               </w:rPr>
             </w:pPr>
-            <w:r>
-              <w:rPr>
-                <w:rFonts w:ascii="Montserrat Medium" w:eastAsia="Montserrat Medium" w:hAnsi="Montserrat Medium" w:cs="Montserrat Medium"/>
-                <w:i/>
-                <w:iCs/>
-                <w:color w:val="FF0000"/>
-                <w:sz w:val="20"/>
-                <w:szCs w:val="20"/>
-              </w:rPr>
-              <w:t>N/A</w:t>
-            </w:r>
-          </w:p>
-        </w:tc>
-      </w:tr>
-      <w:tr>
-        <w:trPr>
-          <w:trHeight w:val="648"/>
-        </w:trPr>
-        <w:tc>
-          <w:tcPr>
-            <w:tcW w:w="1920" w:type="dxa"/>
-            <w:vAlign w:val="center"/>
-          </w:tcPr>
-          <w:p>
-            <w:pPr>
-              <w:widowControl w:val="0"/>
-              <w:spacing w:before="5"/>
-              <w:rPr>
-                <w:rFonts w:ascii="Montserrat Medium" w:eastAsia="Montserrat Medium" w:hAnsi="Montserrat Medium" w:cs="Montserrat Medium"/>
-                <w:i/>
-                <w:iCs/>
-                <w:color w:val="FF0000"/>
-                <w:sz w:val="20"/>
-                <w:szCs w:val="20"/>
-              </w:rPr>
-            </w:pPr>
-            <w:r>
-              <w:rPr>
-                <w:rFonts w:ascii="Montserrat Medium" w:eastAsia="Montserrat Medium" w:hAnsi="Montserrat Medium" w:cs="Montserrat Medium"/>
-                <w:i/>
-                <w:iCs/>
-                <w:color w:val="FF0000"/>
-                <w:sz w:val="20"/>
-                <w:szCs w:val="20"/>
-              </w:rPr>
-              <w:t xml:space="preserve">Test </w:t>
-            </w:r>
-            <w:proofErr w:type="spellStart"/>
-            <w:r>
-              <w:rPr>
-                <w:rFonts w:ascii="Montserrat Medium" w:eastAsia="Montserrat Medium" w:hAnsi="Montserrat Medium" w:cs="Montserrat Medium"/>
-                <w:i/>
-                <w:iCs/>
-                <w:color w:val="FF0000"/>
-                <w:sz w:val="20"/>
-                <w:szCs w:val="20"/>
-              </w:rPr>
-              <w:t>Solution</w:t>
-            </w:r>
-            <w:proofErr w:type="spellEnd"/>
-            <w:r>
-              <w:rPr>
-                <w:rFonts w:ascii="Montserrat Medium" w:eastAsia="Montserrat Medium" w:hAnsi="Montserrat Medium" w:cs="Montserrat Medium"/>
-                <w:i/>
-                <w:iCs/>
-                <w:color w:val="FF0000"/>
-                <w:sz w:val="20"/>
-                <w:szCs w:val="20"/>
-              </w:rPr>
-              <w:t xml:space="preserve"> 3</w:t>
-            </w:r>
-          </w:p>
-        </w:tc>
-        <w:tc>
-          <w:tcPr>
-            <w:tcW w:w="1950" w:type="dxa"/>
-            <w:vAlign w:val="center"/>
-          </w:tcPr>
-          <w:p>
-            <w:pPr>
-              <w:widowControl w:val="0"/>
-              <w:spacing w:before="5"/>
-              <w:rPr>
-                <w:rFonts w:ascii="Montserrat Medium" w:eastAsia="Montserrat Medium" w:hAnsi="Montserrat Medium" w:cs="Montserrat Medium"/>
-                <w:i/>
-                <w:iCs/>
-                <w:color w:val="FF0000"/>
-                <w:sz w:val="20"/>
-                <w:szCs w:val="20"/>
-              </w:rPr>
-            </w:pPr>
-            <w:r>
-              <w:rPr>
-                <w:rFonts w:ascii="Montserrat Medium" w:eastAsia="Montserrat Medium" w:hAnsi="Montserrat Medium" w:cs="Montserrat Medium"/>
-                <w:i/>
-                <w:iCs/>
-                <w:color w:val="FF0000"/>
-                <w:sz w:val="20"/>
-                <w:szCs w:val="20"/>
-              </w:rPr>
-              <w:t>N/A</w:t>
-            </w:r>
-          </w:p>
-        </w:tc>
-        <w:tc>
-          <w:tcPr>
-            <w:tcW w:w="2865" w:type="dxa"/>
-            <w:vAlign w:val="center"/>
-          </w:tcPr>
-          <w:p>
-            <w:pPr>
-              <w:widowControl w:val="0"/>
-              <w:spacing w:before="5"/>
-              <w:rPr>
-                <w:rFonts w:ascii="Montserrat Medium" w:eastAsia="Montserrat Medium" w:hAnsi="Montserrat Medium" w:cs="Montserrat Medium"/>
-                <w:i/>
-                <w:iCs/>
-                <w:color w:val="FF0000"/>
-                <w:sz w:val="20"/>
-                <w:szCs w:val="20"/>
-              </w:rPr>
-            </w:pPr>
-            <w:r>
-              <w:rPr>
-                <w:rFonts w:ascii="Montserrat Medium" w:eastAsia="Montserrat Medium" w:hAnsi="Montserrat Medium" w:cs="Montserrat Medium"/>
-                <w:i/>
-                <w:iCs/>
-                <w:color w:val="FF0000"/>
-                <w:sz w:val="20"/>
-                <w:szCs w:val="20"/>
-              </w:rPr>
-              <w:t>N/A</w:t>
-            </w:r>
-          </w:p>
-        </w:tc>
-        <w:tc>
-          <w:tcPr>
-            <w:tcW w:w="2055" w:type="dxa"/>
-            <w:vAlign w:val="center"/>
-          </w:tcPr>
-          <w:p>
-            <w:pPr>
-              <w:widowControl w:val="0"/>
-              <w:spacing w:before="5"/>
-              <w:rPr>
-                <w:rFonts w:ascii="Montserrat Medium" w:eastAsia="Montserrat Medium" w:hAnsi="Montserrat Medium" w:cs="Montserrat Medium"/>
-                <w:i/>
-                <w:iCs/>
-                <w:color w:val="FF0000"/>
-                <w:sz w:val="20"/>
-                <w:szCs w:val="20"/>
-              </w:rPr>
-            </w:pPr>
-            <w:r>
-              <w:rPr>
-                <w:rFonts w:ascii="Montserrat Medium" w:eastAsia="Montserrat Medium" w:hAnsi="Montserrat Medium" w:cs="Montserrat Medium"/>
-                <w:i/>
-                <w:iCs/>
-                <w:color w:val="FF0000"/>
-                <w:sz w:val="20"/>
-                <w:szCs w:val="20"/>
-              </w:rPr>
-              <w:t>N/A</w:t>
-            </w:r>
-          </w:p>
-        </w:tc>
-        <w:tc>
-          <w:tcPr>
-            <w:tcW w:w="1980" w:type="dxa"/>
-            <w:vAlign w:val="center"/>
-          </w:tcPr>
-          <w:p>
-            <w:pPr>
-              <w:widowControl w:val="0"/>
-              <w:spacing w:before="5"/>
-              <w:rPr>
-                <w:rFonts w:ascii="Montserrat Medium" w:eastAsia="Montserrat Medium" w:hAnsi="Montserrat Medium" w:cs="Montserrat Medium"/>
-                <w:i/>
-                <w:iCs/>
-                <w:color w:val="FF0000"/>
-                <w:sz w:val="20"/>
-                <w:szCs w:val="20"/>
-              </w:rPr>
-            </w:pPr>
-            <w:r>
-              <w:rPr>
-                <w:rFonts w:ascii="Montserrat Medium" w:eastAsia="Montserrat Medium" w:hAnsi="Montserrat Medium" w:cs="Montserrat Medium"/>
-                <w:i/>
-                <w:iCs/>
-                <w:color w:val="FF0000"/>
-                <w:sz w:val="20"/>
-                <w:szCs w:val="20"/>
-              </w:rPr>
-              <w:t>N/A</w:t>
-            </w:r>
-          </w:p>
-        </w:tc>
-      </w:tr>
-      <w:tr>
-        <w:trPr>
-          <w:trHeight w:val="648"/>
-        </w:trPr>
-        <w:tc>
-          <w:tcPr>
-            <w:tcW w:w="1920" w:type="dxa"/>
-            <w:vAlign w:val="center"/>
-          </w:tcPr>
-          <w:p>
-            <w:pPr>
-              <w:widowControl w:val="0"/>
-              <w:spacing w:before="5"/>
-              <w:rPr>
-                <w:rFonts w:ascii="Montserrat Medium" w:eastAsia="Montserrat Medium" w:hAnsi="Montserrat Medium" w:cs="Montserrat Medium"/>
-                <w:i/>
-                <w:iCs/>
-                <w:color w:val="FF0000"/>
-                <w:sz w:val="20"/>
-                <w:szCs w:val="20"/>
-              </w:rPr>
-            </w:pPr>
-            <w:r>
-              <w:rPr>
-                <w:rFonts w:ascii="Montserrat Medium" w:eastAsia="Montserrat Medium" w:hAnsi="Montserrat Medium" w:cs="Montserrat Medium"/>
-                <w:i/>
-                <w:iCs/>
-                <w:color w:val="FF0000"/>
-                <w:sz w:val="20"/>
-                <w:szCs w:val="20"/>
-              </w:rPr>
-              <w:t xml:space="preserve">Test </w:t>
-            </w:r>
-            <w:proofErr w:type="spellStart"/>
-            <w:r>
-              <w:rPr>
-                <w:rFonts w:ascii="Montserrat Medium" w:eastAsia="Montserrat Medium" w:hAnsi="Montserrat Medium" w:cs="Montserrat Medium"/>
-                <w:i/>
-                <w:iCs/>
-                <w:color w:val="FF0000"/>
-                <w:sz w:val="20"/>
-                <w:szCs w:val="20"/>
-              </w:rPr>
-              <w:t>Solution</w:t>
-            </w:r>
-            <w:proofErr w:type="spellEnd"/>
-            <w:r>
-              <w:rPr>
-                <w:rFonts w:ascii="Montserrat Medium" w:eastAsia="Montserrat Medium" w:hAnsi="Montserrat Medium" w:cs="Montserrat Medium"/>
-                <w:i/>
-                <w:iCs/>
-                <w:color w:val="FF0000"/>
-                <w:sz w:val="20"/>
-                <w:szCs w:val="20"/>
-              </w:rPr>
-              <w:t xml:space="preserve"> UAT</w:t>
-            </w:r>
-          </w:p>
-        </w:tc>
-        <w:tc>
-          <w:tcPr>
-            <w:tcW w:w="1950" w:type="dxa"/>
-            <w:vAlign w:val="center"/>
-          </w:tcPr>
-          <w:p>
-            <w:pPr>
-              <w:widowControl w:val="0"/>
-              <w:spacing w:before="5"/>
-              <w:rPr>
-                <w:rFonts w:ascii="Montserrat Medium" w:eastAsia="Montserrat Medium" w:hAnsi="Montserrat Medium" w:cs="Montserrat Medium"/>
-                <w:i/>
-                <w:iCs/>
-                <w:color w:val="FF0000"/>
-                <w:sz w:val="20"/>
-                <w:szCs w:val="20"/>
-              </w:rPr>
-            </w:pPr>
-            <w:r>
-              <w:rPr>
-                <w:rFonts w:ascii="Montserrat Medium" w:eastAsia="Montserrat Medium" w:hAnsi="Montserrat Medium" w:cs="Montserrat Medium"/>
-                <w:i/>
-                <w:iCs/>
-                <w:color w:val="FF0000"/>
-                <w:sz w:val="20"/>
-                <w:szCs w:val="20"/>
-              </w:rPr>
-              <w:t>N/A</w:t>
-            </w:r>
-          </w:p>
-        </w:tc>
-        <w:tc>
-          <w:tcPr>
-            <w:tcW w:w="2865" w:type="dxa"/>
-            <w:vAlign w:val="center"/>
-          </w:tcPr>
-          <w:p>
-            <w:pPr>
-              <w:widowControl w:val="0"/>
-              <w:spacing w:before="5"/>
-              <w:rPr>
-                <w:rFonts w:ascii="Montserrat Medium" w:eastAsia="Montserrat Medium" w:hAnsi="Montserrat Medium" w:cs="Montserrat Medium"/>
-                <w:i/>
-                <w:iCs/>
-                <w:color w:val="FF0000"/>
-                <w:sz w:val="20"/>
-                <w:szCs w:val="20"/>
-              </w:rPr>
-            </w:pPr>
-            <w:r>
-              <w:rPr>
-                <w:rFonts w:ascii="Montserrat Medium" w:eastAsia="Montserrat Medium" w:hAnsi="Montserrat Medium" w:cs="Montserrat Medium"/>
-                <w:i/>
-                <w:iCs/>
-                <w:color w:val="FF0000"/>
-                <w:sz w:val="20"/>
-                <w:szCs w:val="20"/>
-              </w:rPr>
-              <w:t>N/A</w:t>
-            </w:r>
-          </w:p>
-        </w:tc>
-        <w:tc>
-          <w:tcPr>
-            <w:tcW w:w="2055" w:type="dxa"/>
-            <w:vAlign w:val="center"/>
-          </w:tcPr>
-          <w:p>
-            <w:pPr>
-              <w:widowControl w:val="0"/>
-              <w:spacing w:before="5"/>
-              <w:rPr>
-                <w:rFonts w:ascii="Montserrat Medium" w:eastAsia="Montserrat Medium" w:hAnsi="Montserrat Medium" w:cs="Montserrat Medium"/>
-                <w:i/>
-                <w:iCs/>
-                <w:color w:val="FF0000"/>
-                <w:sz w:val="20"/>
-                <w:szCs w:val="20"/>
-              </w:rPr>
-            </w:pPr>
-            <w:r>
-              <w:rPr>
-                <w:rFonts w:ascii="Montserrat Medium" w:eastAsia="Montserrat Medium" w:hAnsi="Montserrat Medium" w:cs="Montserrat Medium"/>
-                <w:i/>
-                <w:iCs/>
-                <w:color w:val="FF0000"/>
-                <w:sz w:val="20"/>
-                <w:szCs w:val="20"/>
-              </w:rPr>
-              <w:t>N/A</w:t>
-            </w:r>
-          </w:p>
-        </w:tc>
-        <w:tc>
-          <w:tcPr>
-            <w:tcW w:w="1980" w:type="dxa"/>
-            <w:vAlign w:val="center"/>
-          </w:tcPr>
-          <w:p>
-            <w:pPr>
-              <w:widowControl w:val="0"/>
-              <w:spacing w:before="5"/>
-              <w:rPr>
-                <w:rFonts w:ascii="Montserrat Medium" w:eastAsia="Montserrat Medium" w:hAnsi="Montserrat Medium" w:cs="Montserrat Medium"/>
-                <w:i/>
-                <w:iCs/>
-                <w:color w:val="FF0000"/>
-                <w:sz w:val="20"/>
-                <w:szCs w:val="20"/>
-              </w:rPr>
-            </w:pPr>
-            <w:r>
-              <w:rPr>
-                <w:rFonts w:ascii="Montserrat Medium" w:eastAsia="Montserrat Medium" w:hAnsi="Montserrat Medium" w:cs="Montserrat Medium"/>
-                <w:i/>
-                <w:iCs/>
-                <w:color w:val="FF0000"/>
-                <w:sz w:val="20"/>
-                <w:szCs w:val="20"/>
-              </w:rPr>
-              <w:t>N/A</w:t>
-            </w:r>
           </w:p>
         </w:tc>
       </w:tr>
     </w:tbl>
-    <w:p>
-      <w:pPr>
-        <w:spacing w:line="276" w:lineRule="auto"/>
-        <w:ind w:hanging="566"/>
-        <w:rPr>
-          <w:rFonts w:ascii="Arial" w:eastAsia="Arial" w:hAnsi="Arial" w:cs="Arial"/>
-          <w:sz w:val="22"/>
-          <w:szCs w:val="22"/>
-        </w:rPr>
-      </w:pPr>
-    </w:p>
     <w:p>
       <w:pPr>
         <w:widowControl w:val="0"/>
@@ -10399,47 +9572,11 @@
     </w:p>
     <w:p>
       <w:pPr>
-        <w:widowControl w:val="0"/>
-        <w:ind w:right="-146"/>
-        <w:rPr>
-          <w:rFonts w:ascii="Montserrat" w:eastAsia="Montserrat" w:hAnsi="Montserrat" w:cs="Montserrat"/>
-          <w:color w:val="FF0000"/>
-          <w:sz w:val="20"/>
-          <w:szCs w:val="20"/>
-        </w:rPr>
-      </w:pPr>
-    </w:p>
-    <w:p>
-      <w:pPr>
-        <w:widowControl w:val="0"/>
-        <w:ind w:right="-146"/>
-        <w:rPr>
-          <w:rFonts w:ascii="Montserrat" w:eastAsia="Montserrat" w:hAnsi="Montserrat" w:cs="Montserrat"/>
-          <w:color w:val="FF0000"/>
-          <w:sz w:val="20"/>
-          <w:szCs w:val="20"/>
-        </w:rPr>
-      </w:pPr>
-    </w:p>
-    <w:p>
-      <w:pPr>
-        <w:widowControl w:val="0"/>
-        <w:ind w:right="-146"/>
-        <w:rPr>
-          <w:rFonts w:ascii="Montserrat" w:eastAsia="Montserrat" w:hAnsi="Montserrat" w:cs="Montserrat"/>
-          <w:color w:val="FF0000"/>
-          <w:sz w:val="20"/>
-          <w:szCs w:val="20"/>
-        </w:rPr>
-      </w:pPr>
-    </w:p>
-    <w:p>
-      <w:pPr>
         <w:pStyle w:val="Ttulo1"/>
         <w:ind w:right="-146"/>
       </w:pPr>
-      <w:bookmarkStart w:id="41" w:name="_lnxbz9" w:colFirst="0" w:colLast="0"/>
-      <w:bookmarkEnd w:id="41"/>
+      <w:bookmarkStart w:id="36" w:name="_lnxbz9" w:colFirst="0" w:colLast="0"/>
+      <w:bookmarkEnd w:id="36"/>
       <w:r>
         <w:rPr>
           <w:color w:val="6200D1"/>
@@ -11204,43 +10341,7 @@
                 <w:sz w:val="20"/>
                 <w:szCs w:val="20"/>
               </w:rPr>
-              <w:t xml:space="preserve">Versión 2 del Plan estratégico de pruebas </w:t>
-            </w:r>
-            <w:r>
-              <w:rPr>
-                <w:rFonts w:ascii="Montserrat Medium" w:eastAsia="Montserrat Medium" w:hAnsi="Montserrat Medium" w:cs="Montserrat Medium"/>
-                <w:i/>
-                <w:iCs/>
-                <w:color w:val="FF0000"/>
-                <w:sz w:val="20"/>
-                <w:szCs w:val="20"/>
-              </w:rPr>
-              <w:lastRenderedPageBreak/>
-              <w:t xml:space="preserve">con cambios en </w:t>
-            </w:r>
-            <w:proofErr w:type="gramStart"/>
-            <w:r>
-              <w:rPr>
-                <w:rFonts w:ascii="Montserrat Medium" w:eastAsia="Montserrat Medium" w:hAnsi="Montserrat Medium" w:cs="Montserrat Medium"/>
-                <w:i/>
-                <w:iCs/>
-                <w:color w:val="FF0000"/>
-                <w:sz w:val="20"/>
-                <w:szCs w:val="20"/>
-              </w:rPr>
-              <w:t>los punto</w:t>
-            </w:r>
-            <w:proofErr w:type="gramEnd"/>
-            <w:r>
-              <w:rPr>
-                <w:rFonts w:ascii="Montserrat Medium" w:eastAsia="Montserrat Medium" w:hAnsi="Montserrat Medium" w:cs="Montserrat Medium"/>
-                <w:i/>
-                <w:iCs/>
-                <w:color w:val="FF0000"/>
-                <w:sz w:val="20"/>
-                <w:szCs w:val="20"/>
-              </w:rPr>
-              <w:t xml:space="preserve"> </w:t>
+              <w:t xml:space="preserve">Versión 2 del Plan estratégico de pruebas con cambios en los punto </w:t>
             </w:r>
           </w:p>
         </w:tc>
@@ -11347,7 +10448,7 @@
 </file>
 
 <file path=word/endnotes.xml><?xml version="1.0" encoding="utf-8"?>
-<w:endnotes xmlns:wpc="http://schemas.microsoft.com/office/word/2010/wordprocessingCanvas" xmlns:cx="http://schemas.microsoft.com/office/drawing/2014/chartex" xmlns:cx1="http://schemas.microsoft.com/office/drawing/2015/9/8/chartex" xmlns:cx2="http://schemas.microsoft.com/office/drawing/2015/10/21/chartex" xmlns:cx3="http://schemas.microsoft.com/office/drawing/2016/5/9/chartex" xmlns:cx4="http://schemas.microsoft.com/office/drawing/2016/5/10/chartex" xmlns:cx5="http://schemas.microsoft.com/office/drawing/2016/5/11/chartex" xmlns:cx6="http://schemas.microsoft.com/office/drawing/2016/5/12/chartex" xmlns:cx7="http://schemas.microsoft.com/office/drawing/2016/5/13/chartex" xmlns:cx8="http://schemas.microsoft.com/office/drawing/2016/5/14/chartex" xmlns:mc="http://schemas.openxmlformats.org/markup-compatibility/2006" xmlns:aink="http://schemas.microsoft.com/office/drawing/2016/ink" xmlns:am3d="http://schemas.microsoft.com/office/drawing/2017/model3d" xmlns:o="urn:schemas-microsoft-com:office:office" xmlns:oel="http://schemas.microsoft.com/office/2019/extlst" xmlns:r="http://schemas.openxmlformats.org/officeDocument/2006/relationships" xmlns:m="http://schemas.openxmlformats.org/officeDocument/2006/math" xmlns:v="urn:schemas-microsoft-com:vml" xmlns:wp14="http://schemas.microsoft.com/office/word/2010/wordprocessingDrawing" xmlns:wp="http://schemas.openxmlformats.org/drawingml/2006/wordprocessingDrawing" xmlns:w10="urn:schemas-microsoft-com:office:word" xmlns:w="http://schemas.openxmlformats.org/wordprocessingml/2006/main" xmlns:w14="http://schemas.microsoft.com/office/word/2010/wordml" xmlns:w15="http://schemas.microsoft.com/office/word/2012/wordml" xmlns:w16cex="http://schemas.microsoft.com/office/word/2018/wordml/cex" xmlns:w16cid="http://schemas.microsoft.com/office/word/2016/wordml/cid" xmlns:w16="http://schemas.microsoft.com/office/word/2018/wordml" xmlns:w16du="http://schemas.microsoft.com/office/word/2023/wordml/word16du" xmlns:w16sdtdh="http://schemas.microsoft.com/office/word/2020/wordml/sdtdatahash" xmlns:w16sdtfl="http://schemas.microsoft.com/office/word/2024/wordml/sdtformatlock" xmlns:w16se="http://schemas.microsoft.com/office/word/2015/wordml/symex" xmlns:wpg="http://schemas.microsoft.com/office/word/2010/wordprocessingGroup" xmlns:wpi="http://schemas.microsoft.com/office/word/2010/wordprocessingInk" xmlns:wne="http://schemas.microsoft.com/office/word/2006/wordml" xmlns:wps="http://schemas.microsoft.com/office/word/2010/wordprocessingShape" mc:Ignorable="w14 w15 w16se w16cid w16 w16cex w16sdtdh w16sdtfl w16du wp14">
+<w:endnotes xmlns:wpc="http://schemas.microsoft.com/office/word/2010/wordprocessingCanvas" xmlns:cx="http://schemas.microsoft.com/office/drawing/2014/chartex" xmlns:cx1="http://schemas.microsoft.com/office/drawing/2015/9/8/chartex" xmlns:cx2="http://schemas.microsoft.com/office/drawing/2015/10/21/chartex" xmlns:cx3="http://schemas.microsoft.com/office/drawing/2016/5/9/chartex" xmlns:cx4="http://schemas.microsoft.com/office/drawing/2016/5/10/chartex" xmlns:cx5="http://schemas.microsoft.com/office/drawing/2016/5/11/chartex" xmlns:cx6="http://schemas.microsoft.com/office/drawing/2016/5/12/chartex" xmlns:cx7="http://schemas.microsoft.com/office/drawing/2016/5/13/chartex" xmlns:cx8="http://schemas.microsoft.com/office/drawing/2016/5/14/chartex" xmlns:mc="http://schemas.openxmlformats.org/markup-compatibility/2006" xmlns:aink="http://schemas.microsoft.com/office/drawing/2016/ink" xmlns:am3d="http://schemas.microsoft.com/office/drawing/2017/model3d" xmlns:o="urn:schemas-microsoft-com:office:office" xmlns:oel="http://schemas.microsoft.com/office/2019/extlst" xmlns:r="http://schemas.openxmlformats.org/officeDocument/2006/relationships" xmlns:m="http://schemas.openxmlformats.org/officeDocument/2006/math" xmlns:v="urn:schemas-microsoft-com:vml" xmlns:wp14="http://schemas.microsoft.com/office/word/2010/wordprocessingDrawing" xmlns:wp="http://schemas.openxmlformats.org/drawingml/2006/wordprocessingDrawing" xmlns:w10="urn:schemas-microsoft-com:office:word" xmlns:w="http://schemas.openxmlformats.org/wordprocessingml/2006/main" xmlns:w14="http://schemas.microsoft.com/office/word/2010/wordml" xmlns:w15="http://schemas.microsoft.com/office/word/2012/wordml" xmlns:w16cei="http://schemas.microsoft.com/office/word/2026/wordml/cei" xmlns:w16cex="http://schemas.microsoft.com/office/word/2018/wordml/cex" xmlns:w16cid="http://schemas.microsoft.com/office/word/2016/wordml/cid" xmlns:w16="http://schemas.microsoft.com/office/word/2018/wordml" xmlns:w16du="http://schemas.microsoft.com/office/word/2023/wordml/word16du" xmlns:w16sdtdh="http://schemas.microsoft.com/office/word/2020/wordml/sdtdatahash" xmlns:w16sdtfl="http://schemas.microsoft.com/office/word/2024/wordml/sdtformatlock" xmlns:w16se="http://schemas.microsoft.com/office/word/2015/wordml/symex" xmlns:wpg="http://schemas.microsoft.com/office/word/2010/wordprocessingGroup" xmlns:wpi="http://schemas.microsoft.com/office/word/2010/wordprocessingInk" xmlns:wne="http://schemas.microsoft.com/office/word/2006/wordml" xmlns:wps="http://schemas.microsoft.com/office/word/2010/wordprocessingShape" mc:Ignorable="w14 w15 w16se w16cid w16 w16cex w16sdtdh w16sdtfl w16du wp14">
   <w:endnote w:type="separator" w:id="-1">
     <w:p>
       <w:r>
@@ -11366,7 +10467,7 @@
 </file>
 
 <file path=word/footer1.xml><?xml version="1.0" encoding="utf-8"?>
-<w:ftr xmlns:wpc="http://schemas.microsoft.com/office/word/2010/wordprocessingCanvas" xmlns:cx="http://schemas.microsoft.com/office/drawing/2014/chartex" xmlns:cx1="http://schemas.microsoft.com/office/drawing/2015/9/8/chartex" xmlns:cx2="http://schemas.microsoft.com/office/drawing/2015/10/21/chartex" xmlns:cx3="http://schemas.microsoft.com/office/drawing/2016/5/9/chartex" xmlns:cx4="http://schemas.microsoft.com/office/drawing/2016/5/10/chartex" xmlns:cx5="http://schemas.microsoft.com/office/drawing/2016/5/11/chartex" xmlns:cx6="http://schemas.microsoft.com/office/drawing/2016/5/12/chartex" xmlns:cx7="http://schemas.microsoft.com/office/drawing/2016/5/13/chartex" xmlns:cx8="http://schemas.microsoft.com/office/drawing/2016/5/14/chartex" xmlns:mc="http://schemas.openxmlformats.org/markup-compatibility/2006" xmlns:aink="http://schemas.microsoft.com/office/drawing/2016/ink" xmlns:am3d="http://schemas.microsoft.com/office/drawing/2017/model3d" xmlns:o="urn:schemas-microsoft-com:office:office" xmlns:oel="http://schemas.microsoft.com/office/2019/extlst" xmlns:r="http://schemas.openxmlformats.org/officeDocument/2006/relationships" xmlns:m="http://schemas.openxmlformats.org/officeDocument/2006/math" xmlns:v="urn:schemas-microsoft-com:vml" xmlns:wp14="http://schemas.microsoft.com/office/word/2010/wordprocessingDrawing" xmlns:wp="http://schemas.openxmlformats.org/drawingml/2006/wordprocessingDrawing" xmlns:w10="urn:schemas-microsoft-com:office:word" xmlns:w="http://schemas.openxmlformats.org/wordprocessingml/2006/main" xmlns:w14="http://schemas.microsoft.com/office/word/2010/wordml" xmlns:w15="http://schemas.microsoft.com/office/word/2012/wordml" xmlns:w16cex="http://schemas.microsoft.com/office/word/2018/wordml/cex" xmlns:w16cid="http://schemas.microsoft.com/office/word/2016/wordml/cid" xmlns:w16="http://schemas.microsoft.com/office/word/2018/wordml" xmlns:w16du="http://schemas.microsoft.com/office/word/2023/wordml/word16du" xmlns:w16sdtdh="http://schemas.microsoft.com/office/word/2020/wordml/sdtdatahash" xmlns:w16sdtfl="http://schemas.microsoft.com/office/word/2024/wordml/sdtformatlock" xmlns:w16se="http://schemas.microsoft.com/office/word/2015/wordml/symex" xmlns:wpg="http://schemas.microsoft.com/office/word/2010/wordprocessingGroup" xmlns:wpi="http://schemas.microsoft.com/office/word/2010/wordprocessingInk" xmlns:wne="http://schemas.microsoft.com/office/word/2006/wordml" xmlns:wps="http://schemas.microsoft.com/office/word/2010/wordprocessingShape" mc:Ignorable="w14 w15 w16se w16cid w16 w16cex w16sdtdh w16sdtfl w16du wp14">
+<w:ftr xmlns:wpc="http://schemas.microsoft.com/office/word/2010/wordprocessingCanvas" xmlns:cx="http://schemas.microsoft.com/office/drawing/2014/chartex" xmlns:cx1="http://schemas.microsoft.com/office/drawing/2015/9/8/chartex" xmlns:cx2="http://schemas.microsoft.com/office/drawing/2015/10/21/chartex" xmlns:cx3="http://schemas.microsoft.com/office/drawing/2016/5/9/chartex" xmlns:cx4="http://schemas.microsoft.com/office/drawing/2016/5/10/chartex" xmlns:cx5="http://schemas.microsoft.com/office/drawing/2016/5/11/chartex" xmlns:cx6="http://schemas.microsoft.com/office/drawing/2016/5/12/chartex" xmlns:cx7="http://schemas.microsoft.com/office/drawing/2016/5/13/chartex" xmlns:cx8="http://schemas.microsoft.com/office/drawing/2016/5/14/chartex" xmlns:mc="http://schemas.openxmlformats.org/markup-compatibility/2006" xmlns:aink="http://schemas.microsoft.com/office/drawing/2016/ink" xmlns:am3d="http://schemas.microsoft.com/office/drawing/2017/model3d" xmlns:o="urn:schemas-microsoft-com:office:office" xmlns:oel="http://schemas.microsoft.com/office/2019/extlst" xmlns:r="http://schemas.openxmlformats.org/officeDocument/2006/relationships" xmlns:m="http://schemas.openxmlformats.org/officeDocument/2006/math" xmlns:v="urn:schemas-microsoft-com:vml" xmlns:wp14="http://schemas.microsoft.com/office/word/2010/wordprocessingDrawing" xmlns:wp="http://schemas.openxmlformats.org/drawingml/2006/wordprocessingDrawing" xmlns:w10="urn:schemas-microsoft-com:office:word" xmlns:w="http://schemas.openxmlformats.org/wordprocessingml/2006/main" xmlns:w14="http://schemas.microsoft.com/office/word/2010/wordml" xmlns:w15="http://schemas.microsoft.com/office/word/2012/wordml" xmlns:w16cei="http://schemas.microsoft.com/office/word/2026/wordml/cei" xmlns:w16cex="http://schemas.microsoft.com/office/word/2018/wordml/cex" xmlns:w16cid="http://schemas.microsoft.com/office/word/2016/wordml/cid" xmlns:w16="http://schemas.microsoft.com/office/word/2018/wordml" xmlns:w16du="http://schemas.microsoft.com/office/word/2023/wordml/word16du" xmlns:w16sdtdh="http://schemas.microsoft.com/office/word/2020/wordml/sdtdatahash" xmlns:w16sdtfl="http://schemas.microsoft.com/office/word/2024/wordml/sdtformatlock" xmlns:w16se="http://schemas.microsoft.com/office/word/2015/wordml/symex" xmlns:wpg="http://schemas.microsoft.com/office/word/2010/wordprocessingGroup" xmlns:wpi="http://schemas.microsoft.com/office/word/2010/wordprocessingInk" xmlns:wne="http://schemas.microsoft.com/office/word/2006/wordml" xmlns:wps="http://schemas.microsoft.com/office/word/2010/wordprocessingShape" mc:Ignorable="w14 w15 w16se w16cid w16 w16cex w16sdtdh w16sdtfl w16du wp14">
   <w:p>
     <w:pPr>
       <w:pBdr>
@@ -11640,7 +10741,7 @@
 </file>
 
 <file path=word/footnotes.xml><?xml version="1.0" encoding="utf-8"?>
-<w:footnotes xmlns:wpc="http://schemas.microsoft.com/office/word/2010/wordprocessingCanvas" xmlns:cx="http://schemas.microsoft.com/office/drawing/2014/chartex" xmlns:cx1="http://schemas.microsoft.com/office/drawing/2015/9/8/chartex" xmlns:cx2="http://schemas.microsoft.com/office/drawing/2015/10/21/chartex" xmlns:cx3="http://schemas.microsoft.com/office/drawing/2016/5/9/chartex" xmlns:cx4="http://schemas.microsoft.com/office/drawing/2016/5/10/chartex" xmlns:cx5="http://schemas.microsoft.com/office/drawing/2016/5/11/chartex" xmlns:cx6="http://schemas.microsoft.com/office/drawing/2016/5/12/chartex" xmlns:cx7="http://schemas.microsoft.com/office/drawing/2016/5/13/chartex" xmlns:cx8="http://schemas.microsoft.com/office/drawing/2016/5/14/chartex" xmlns:mc="http://schemas.openxmlformats.org/markup-compatibility/2006" xmlns:aink="http://schemas.microsoft.com/office/drawing/2016/ink" xmlns:am3d="http://schemas.microsoft.com/office/drawing/2017/model3d" xmlns:o="urn:schemas-microsoft-com:office:office" xmlns:oel="http://schemas.microsoft.com/office/2019/extlst" xmlns:r="http://schemas.openxmlformats.org/officeDocument/2006/relationships" xmlns:m="http://schemas.openxmlformats.org/officeDocument/2006/math" xmlns:v="urn:schemas-microsoft-com:vml" xmlns:wp14="http://schemas.microsoft.com/office/word/2010/wordprocessingDrawing" xmlns:wp="http://schemas.openxmlformats.org/drawingml/2006/wordprocessingDrawing" xmlns:w10="urn:schemas-microsoft-com:office:word" xmlns:w="http://schemas.openxmlformats.org/wordprocessingml/2006/main" xmlns:w14="http://schemas.microsoft.com/office/word/2010/wordml" xmlns:w15="http://schemas.microsoft.com/office/word/2012/wordml" xmlns:w16cex="http://schemas.microsoft.com/office/word/2018/wordml/cex" xmlns:w16cid="http://schemas.microsoft.com/office/word/2016/wordml/cid" xmlns:w16="http://schemas.microsoft.com/office/word/2018/wordml" xmlns:w16du="http://schemas.microsoft.com/office/word/2023/wordml/word16du" xmlns:w16sdtdh="http://schemas.microsoft.com/office/word/2020/wordml/sdtdatahash" xmlns:w16sdtfl="http://schemas.microsoft.com/office/word/2024/wordml/sdtformatlock" xmlns:w16se="http://schemas.microsoft.com/office/word/2015/wordml/symex" xmlns:wpg="http://schemas.microsoft.com/office/word/2010/wordprocessingGroup" xmlns:wpi="http://schemas.microsoft.com/office/word/2010/wordprocessingInk" xmlns:wne="http://schemas.microsoft.com/office/word/2006/wordml" xmlns:wps="http://schemas.microsoft.com/office/word/2010/wordprocessingShape" mc:Ignorable="w14 w15 w16se w16cid w16 w16cex w16sdtdh w16sdtfl w16du wp14">
+<w:footnotes xmlns:wpc="http://schemas.microsoft.com/office/word/2010/wordprocessingCanvas" xmlns:cx="http://schemas.microsoft.com/office/drawing/2014/chartex" xmlns:cx1="http://schemas.microsoft.com/office/drawing/2015/9/8/chartex" xmlns:cx2="http://schemas.microsoft.com/office/drawing/2015/10/21/chartex" xmlns:cx3="http://schemas.microsoft.com/office/drawing/2016/5/9/chartex" xmlns:cx4="http://schemas.microsoft.com/office/drawing/2016/5/10/chartex" xmlns:cx5="http://schemas.microsoft.com/office/drawing/2016/5/11/chartex" xmlns:cx6="http://schemas.microsoft.com/office/drawing/2016/5/12/chartex" xmlns:cx7="http://schemas.microsoft.com/office/drawing/2016/5/13/chartex" xmlns:cx8="http://schemas.microsoft.com/office/drawing/2016/5/14/chartex" xmlns:mc="http://schemas.openxmlformats.org/markup-compatibility/2006" xmlns:aink="http://schemas.microsoft.com/office/drawing/2016/ink" xmlns:am3d="http://schemas.microsoft.com/office/drawing/2017/model3d" xmlns:o="urn:schemas-microsoft-com:office:office" xmlns:oel="http://schemas.microsoft.com/office/2019/extlst" xmlns:r="http://schemas.openxmlformats.org/officeDocument/2006/relationships" xmlns:m="http://schemas.openxmlformats.org/officeDocument/2006/math" xmlns:v="urn:schemas-microsoft-com:vml" xmlns:wp14="http://schemas.microsoft.com/office/word/2010/wordprocessingDrawing" xmlns:wp="http://schemas.openxmlformats.org/drawingml/2006/wordprocessingDrawing" xmlns:w10="urn:schemas-microsoft-com:office:word" xmlns:w="http://schemas.openxmlformats.org/wordprocessingml/2006/main" xmlns:w14="http://schemas.microsoft.com/office/word/2010/wordml" xmlns:w15="http://schemas.microsoft.com/office/word/2012/wordml" xmlns:w16cei="http://schemas.microsoft.com/office/word/2026/wordml/cei" xmlns:w16cex="http://schemas.microsoft.com/office/word/2018/wordml/cex" xmlns:w16cid="http://schemas.microsoft.com/office/word/2016/wordml/cid" xmlns:w16="http://schemas.microsoft.com/office/word/2018/wordml" xmlns:w16du="http://schemas.microsoft.com/office/word/2023/wordml/word16du" xmlns:w16sdtdh="http://schemas.microsoft.com/office/word/2020/wordml/sdtdatahash" xmlns:w16sdtfl="http://schemas.microsoft.com/office/word/2024/wordml/sdtformatlock" xmlns:w16se="http://schemas.microsoft.com/office/word/2015/wordml/symex" xmlns:wpg="http://schemas.microsoft.com/office/word/2010/wordprocessingGroup" xmlns:wpi="http://schemas.microsoft.com/office/word/2010/wordprocessingInk" xmlns:wne="http://schemas.microsoft.com/office/word/2006/wordml" xmlns:wps="http://schemas.microsoft.com/office/word/2010/wordprocessingShape" mc:Ignorable="w14 w15 w16se w16cid w16 w16cex w16sdtdh w16sdtfl w16du wp14">
   <w:footnote w:type="separator" w:id="-1">
     <w:p>
       <w:r>
@@ -11659,7 +10760,7 @@
 </file>
 
 <file path=word/header1.xml><?xml version="1.0" encoding="utf-8"?>
-<w:hdr xmlns:wpc="http://schemas.microsoft.com/office/word/2010/wordprocessingCanvas" xmlns:cx="http://schemas.microsoft.com/office/drawing/2014/chartex" xmlns:cx1="http://schemas.microsoft.com/office/drawing/2015/9/8/chartex" xmlns:cx2="http://schemas.microsoft.com/office/drawing/2015/10/21/chartex" xmlns:cx3="http://schemas.microsoft.com/office/drawing/2016/5/9/chartex" xmlns:cx4="http://schemas.microsoft.com/office/drawing/2016/5/10/chartex" xmlns:cx5="http://schemas.microsoft.com/office/drawing/2016/5/11/chartex" xmlns:cx6="http://schemas.microsoft.com/office/drawing/2016/5/12/chartex" xmlns:cx7="http://schemas.microsoft.com/office/drawing/2016/5/13/chartex" xmlns:cx8="http://schemas.microsoft.com/office/drawing/2016/5/14/chartex" xmlns:mc="http://schemas.openxmlformats.org/markup-compatibility/2006" xmlns:aink="http://schemas.microsoft.com/office/drawing/2016/ink" xmlns:am3d="http://schemas.microsoft.com/office/drawing/2017/model3d" xmlns:o="urn:schemas-microsoft-com:office:office" xmlns:oel="http://schemas.microsoft.com/office/2019/extlst" xmlns:r="http://schemas.openxmlformats.org/officeDocument/2006/relationships" xmlns:m="http://schemas.openxmlformats.org/officeDocument/2006/math" xmlns:v="urn:schemas-microsoft-com:vml" xmlns:wp14="http://schemas.microsoft.com/office/word/2010/wordprocessingDrawing" xmlns:wp="http://schemas.openxmlformats.org/drawingml/2006/wordprocessingDrawing" xmlns:w10="urn:schemas-microsoft-com:office:word" xmlns:w="http://schemas.openxmlformats.org/wordprocessingml/2006/main" xmlns:w14="http://schemas.microsoft.com/office/word/2010/wordml" xmlns:w15="http://schemas.microsoft.com/office/word/2012/wordml" xmlns:w16cex="http://schemas.microsoft.com/office/word/2018/wordml/cex" xmlns:w16cid="http://schemas.microsoft.com/office/word/2016/wordml/cid" xmlns:w16="http://schemas.microsoft.com/office/word/2018/wordml" xmlns:w16du="http://schemas.microsoft.com/office/word/2023/wordml/word16du" xmlns:w16sdtdh="http://schemas.microsoft.com/office/word/2020/wordml/sdtdatahash" xmlns:w16sdtfl="http://schemas.microsoft.com/office/word/2024/wordml/sdtformatlock" xmlns:w16se="http://schemas.microsoft.com/office/word/2015/wordml/symex" xmlns:wpg="http://schemas.microsoft.com/office/word/2010/wordprocessingGroup" xmlns:wpi="http://schemas.microsoft.com/office/word/2010/wordprocessingInk" xmlns:wne="http://schemas.microsoft.com/office/word/2006/wordml" xmlns:wps="http://schemas.microsoft.com/office/word/2010/wordprocessingShape" mc:Ignorable="w14 w15 w16se w16cid w16 w16cex w16sdtdh w16sdtfl w16du wp14">
+<w:hdr xmlns:wpc="http://schemas.microsoft.com/office/word/2010/wordprocessingCanvas" xmlns:cx="http://schemas.microsoft.com/office/drawing/2014/chartex" xmlns:cx1="http://schemas.microsoft.com/office/drawing/2015/9/8/chartex" xmlns:cx2="http://schemas.microsoft.com/office/drawing/2015/10/21/chartex" xmlns:cx3="http://schemas.microsoft.com/office/drawing/2016/5/9/chartex" xmlns:cx4="http://schemas.microsoft.com/office/drawing/2016/5/10/chartex" xmlns:cx5="http://schemas.microsoft.com/office/drawing/2016/5/11/chartex" xmlns:cx6="http://schemas.microsoft.com/office/drawing/2016/5/12/chartex" xmlns:cx7="http://schemas.microsoft.com/office/drawing/2016/5/13/chartex" xmlns:cx8="http://schemas.microsoft.com/office/drawing/2016/5/14/chartex" xmlns:mc="http://schemas.openxmlformats.org/markup-compatibility/2006" xmlns:aink="http://schemas.microsoft.com/office/drawing/2016/ink" xmlns:am3d="http://schemas.microsoft.com/office/drawing/2017/model3d" xmlns:o="urn:schemas-microsoft-com:office:office" xmlns:oel="http://schemas.microsoft.com/office/2019/extlst" xmlns:r="http://schemas.openxmlformats.org/officeDocument/2006/relationships" xmlns:m="http://schemas.openxmlformats.org/officeDocument/2006/math" xmlns:v="urn:schemas-microsoft-com:vml" xmlns:wp14="http://schemas.microsoft.com/office/word/2010/wordprocessingDrawing" xmlns:wp="http://schemas.openxmlformats.org/drawingml/2006/wordprocessingDrawing" xmlns:w10="urn:schemas-microsoft-com:office:word" xmlns:w="http://schemas.openxmlformats.org/wordprocessingml/2006/main" xmlns:w14="http://schemas.microsoft.com/office/word/2010/wordml" xmlns:w15="http://schemas.microsoft.com/office/word/2012/wordml" xmlns:w16cei="http://schemas.microsoft.com/office/word/2026/wordml/cei" xmlns:w16cex="http://schemas.microsoft.com/office/word/2018/wordml/cex" xmlns:w16cid="http://schemas.microsoft.com/office/word/2016/wordml/cid" xmlns:w16="http://schemas.microsoft.com/office/word/2018/wordml" xmlns:w16du="http://schemas.microsoft.com/office/word/2023/wordml/word16du" xmlns:w16sdtdh="http://schemas.microsoft.com/office/word/2020/wordml/sdtdatahash" xmlns:w16sdtfl="http://schemas.microsoft.com/office/word/2024/wordml/sdtformatlock" xmlns:w16se="http://schemas.microsoft.com/office/word/2015/wordml/symex" xmlns:wpg="http://schemas.microsoft.com/office/word/2010/wordprocessingGroup" xmlns:wpi="http://schemas.microsoft.com/office/word/2010/wordprocessingInk" xmlns:wne="http://schemas.microsoft.com/office/word/2006/wordml" xmlns:wps="http://schemas.microsoft.com/office/word/2010/wordprocessingShape" mc:Ignorable="w14 w15 w16se w16cid w16 w16cex w16sdtdh w16sdtfl w16du wp14">
   <w:p>
     <w:r>
       <w:rPr>
@@ -12354,7 +11455,7 @@
 </file>
 
 <file path=word/numbering.xml><?xml version="1.0" encoding="utf-8"?>
-<w:numbering xmlns:wpc="http://schemas.microsoft.com/office/word/2010/wordprocessingCanvas" xmlns:cx="http://schemas.microsoft.com/office/drawing/2014/chartex" xmlns:cx1="http://schemas.microsoft.com/office/drawing/2015/9/8/chartex" xmlns:cx2="http://schemas.microsoft.com/office/drawing/2015/10/21/chartex" xmlns:cx3="http://schemas.microsoft.com/office/drawing/2016/5/9/chartex" xmlns:cx4="http://schemas.microsoft.com/office/drawing/2016/5/10/chartex" xmlns:cx5="http://schemas.microsoft.com/office/drawing/2016/5/11/chartex" xmlns:cx6="http://schemas.microsoft.com/office/drawing/2016/5/12/chartex" xmlns:cx7="http://schemas.microsoft.com/office/drawing/2016/5/13/chartex" xmlns:cx8="http://schemas.microsoft.com/office/drawing/2016/5/14/chartex" xmlns:mc="http://schemas.openxmlformats.org/markup-compatibility/2006" xmlns:aink="http://schemas.microsoft.com/office/drawing/2016/ink" xmlns:am3d="http://schemas.microsoft.com/office/drawing/2017/model3d" xmlns:o="urn:schemas-microsoft-com:office:office" xmlns:oel="http://schemas.microsoft.com/office/2019/extlst" xmlns:r="http://schemas.openxmlformats.org/officeDocument/2006/relationships" xmlns:m="http://schemas.openxmlformats.org/officeDocument/2006/math" xmlns:v="urn:schemas-microsoft-com:vml" xmlns:wp14="http://schemas.microsoft.com/office/word/2010/wordprocessingDrawing" xmlns:wp="http://schemas.openxmlformats.org/drawingml/2006/wordprocessingDrawing" xmlns:w10="urn:schemas-microsoft-com:office:word" xmlns:w="http://schemas.openxmlformats.org/wordprocessingml/2006/main" xmlns:w14="http://schemas.microsoft.com/office/word/2010/wordml" xmlns:w15="http://schemas.microsoft.com/office/word/2012/wordml" xmlns:w16cex="http://schemas.microsoft.com/office/word/2018/wordml/cex" xmlns:w16cid="http://schemas.microsoft.com/office/word/2016/wordml/cid" xmlns:w16="http://schemas.microsoft.com/office/word/2018/wordml" xmlns:w16du="http://schemas.microsoft.com/office/word/2023/wordml/word16du" xmlns:w16sdtdh="http://schemas.microsoft.com/office/word/2020/wordml/sdtdatahash" xmlns:w16sdtfl="http://schemas.microsoft.com/office/word/2024/wordml/sdtformatlock" xmlns:w16se="http://schemas.microsoft.com/office/word/2015/wordml/symex" xmlns:wpg="http://schemas.microsoft.com/office/word/2010/wordprocessingGroup" xmlns:wpi="http://schemas.microsoft.com/office/word/2010/wordprocessingInk" xmlns:wne="http://schemas.microsoft.com/office/word/2006/wordml" xmlns:wps="http://schemas.microsoft.com/office/word/2010/wordprocessingShape" mc:Ignorable="w14 w15 w16se w16cid w16 w16cex w16sdtdh w16sdtfl w16du wp14">
+<w:numbering xmlns:wpc="http://schemas.microsoft.com/office/word/2010/wordprocessingCanvas" xmlns:cx="http://schemas.microsoft.com/office/drawing/2014/chartex" xmlns:cx1="http://schemas.microsoft.com/office/drawing/2015/9/8/chartex" xmlns:cx2="http://schemas.microsoft.com/office/drawing/2015/10/21/chartex" xmlns:cx3="http://schemas.microsoft.com/office/drawing/2016/5/9/chartex" xmlns:cx4="http://schemas.microsoft.com/office/drawing/2016/5/10/chartex" xmlns:cx5="http://schemas.microsoft.com/office/drawing/2016/5/11/chartex" xmlns:cx6="http://schemas.microsoft.com/office/drawing/2016/5/12/chartex" xmlns:cx7="http://schemas.microsoft.com/office/drawing/2016/5/13/chartex" xmlns:cx8="http://schemas.microsoft.com/office/drawing/2016/5/14/chartex" xmlns:mc="http://schemas.openxmlformats.org/markup-compatibility/2006" xmlns:aink="http://schemas.microsoft.com/office/drawing/2016/ink" xmlns:am3d="http://schemas.microsoft.com/office/drawing/2017/model3d" xmlns:o="urn:schemas-microsoft-com:office:office" xmlns:oel="http://schemas.microsoft.com/office/2019/extlst" xmlns:r="http://schemas.openxmlformats.org/officeDocument/2006/relationships" xmlns:m="http://schemas.openxmlformats.org/officeDocument/2006/math" xmlns:v="urn:schemas-microsoft-com:vml" xmlns:wp14="http://schemas.microsoft.com/office/word/2010/wordprocessingDrawing" xmlns:wp="http://schemas.openxmlformats.org/drawingml/2006/wordprocessingDrawing" xmlns:w10="urn:schemas-microsoft-com:office:word" xmlns:w="http://schemas.openxmlformats.org/wordprocessingml/2006/main" xmlns:w14="http://schemas.microsoft.com/office/word/2010/wordml" xmlns:w15="http://schemas.microsoft.com/office/word/2012/wordml" xmlns:w16cei="http://schemas.microsoft.com/office/word/2026/wordml/cei" xmlns:w16cex="http://schemas.microsoft.com/office/word/2018/wordml/cex" xmlns:w16cid="http://schemas.microsoft.com/office/word/2016/wordml/cid" xmlns:w16="http://schemas.microsoft.com/office/word/2018/wordml" xmlns:w16du="http://schemas.microsoft.com/office/word/2023/wordml/word16du" xmlns:w16sdtdh="http://schemas.microsoft.com/office/word/2020/wordml/sdtdatahash" xmlns:w16sdtfl="http://schemas.microsoft.com/office/word/2024/wordml/sdtformatlock" xmlns:w16se="http://schemas.microsoft.com/office/word/2015/wordml/symex" xmlns:wpg="http://schemas.microsoft.com/office/word/2010/wordprocessingGroup" xmlns:wpi="http://schemas.microsoft.com/office/word/2010/wordprocessingInk" xmlns:wne="http://schemas.microsoft.com/office/word/2006/wordml" xmlns:wps="http://schemas.microsoft.com/office/word/2010/wordprocessingShape" mc:Ignorable="w14 w15 w16se w16cid w16 w16cex w16sdtdh w16sdtfl w16du wp14">
   <w:abstractNum w:abstractNumId="0" w15:restartNumberingAfterBreak="0">
     <w:nsid w:val="070568E5"/>
     <w:multiLevelType w:val="multilevel"/>

--- a/apps/pep/resources/pep_templates/pep_template.docx
+++ b/apps/pep/resources/pep_templates/pep_template.docx
@@ -3303,8 +3303,19 @@
                 <w:sz w:val="20"/>
                 <w:szCs w:val="20"/>
               </w:rPr>
-              <w:t>Scrum Master</w:t>
-            </w:r>
+              <w:t xml:space="preserve">Scrum </w:t>
+            </w:r>
+            <w:proofErr w:type="gramStart"/>
+            <w:r>
+              <w:rPr>
+                <w:rFonts w:ascii="Montserrat Medium" w:eastAsia="Montserrat Medium" w:hAnsi="Montserrat Medium" w:cs="Montserrat Medium"/>
+                <w:color w:val="595959"/>
+                <w:sz w:val="20"/>
+                <w:szCs w:val="20"/>
+              </w:rPr>
+              <w:t>Master</w:t>
+            </w:r>
+            <w:proofErr w:type="gramEnd"/>
           </w:p>
         </w:tc>
         <w:tc>
@@ -4088,14 +4099,25 @@
                 <w:szCs w:val="20"/>
               </w:rPr>
             </w:pPr>
-            <w:r>
-              <w:rPr>
-                <w:rFonts w:ascii="Montserrat Medium" w:eastAsia="Montserrat Medium" w:hAnsi="Montserrat Medium" w:cs="Montserrat Medium"/>
-                <w:color w:val="595959"/>
-                <w:sz w:val="20"/>
-                <w:szCs w:val="20"/>
-              </w:rPr>
-              <w:t>Asegurar que se cumplan con los requisitos, estándares y objetivos de buenas prácticas</w:t>
+            <w:proofErr w:type="gramStart"/>
+            <w:r>
+              <w:rPr>
+                <w:rFonts w:ascii="Montserrat Medium" w:eastAsia="Montserrat Medium" w:hAnsi="Montserrat Medium" w:cs="Montserrat Medium"/>
+                <w:color w:val="595959"/>
+                <w:sz w:val="20"/>
+                <w:szCs w:val="20"/>
+              </w:rPr>
+              <w:t>Asegurar</w:t>
+            </w:r>
+            <w:proofErr w:type="gramEnd"/>
+            <w:r>
+              <w:rPr>
+                <w:rFonts w:ascii="Montserrat Medium" w:eastAsia="Montserrat Medium" w:hAnsi="Montserrat Medium" w:cs="Montserrat Medium"/>
+                <w:color w:val="595959"/>
+                <w:sz w:val="20"/>
+                <w:szCs w:val="20"/>
+              </w:rPr>
+              <w:t xml:space="preserve"> que se cumplan con los requisitos, estándares y objetivos de buenas prácticas</w:t>
             </w:r>
           </w:p>
           <w:p>
@@ -4248,7 +4270,27 @@
           <w:sz w:val="20"/>
           <w:szCs w:val="20"/>
         </w:rPr>
-        <w:t xml:space="preserve">A continuación se describen las aplicaciones que se necesitan para completar el proceso del Software, así como su entorno y detalles. </w:t>
+        <w:t xml:space="preserve">A </w:t>
+      </w:r>
+      <w:proofErr w:type="gramStart"/>
+      <w:r>
+        <w:rPr>
+          <w:rFonts w:ascii="Montserrat Medium" w:eastAsia="Montserrat Medium" w:hAnsi="Montserrat Medium" w:cs="Montserrat Medium"/>
+          <w:color w:val="545454"/>
+          <w:sz w:val="20"/>
+          <w:szCs w:val="20"/>
+        </w:rPr>
+        <w:t>continuación</w:t>
+      </w:r>
+      <w:proofErr w:type="gramEnd"/>
+      <w:r>
+        <w:rPr>
+          <w:rFonts w:ascii="Montserrat Medium" w:eastAsia="Montserrat Medium" w:hAnsi="Montserrat Medium" w:cs="Montserrat Medium"/>
+          <w:color w:val="545454"/>
+          <w:sz w:val="20"/>
+          <w:szCs w:val="20"/>
+        </w:rPr>
+        <w:t xml:space="preserve"> se describen las aplicaciones que se necesitan para completar el proceso del Software, así como su entorno y detalles. </w:t>
       </w:r>
     </w:p>
     <w:p>
@@ -4607,8 +4649,21 @@
                 <w:sz w:val="20"/>
                 <w:szCs w:val="20"/>
               </w:rPr>
-              <w:t>Nombre de la  integración</w:t>
-            </w:r>
+              <w:t xml:space="preserve">Nombre de </w:t>
+            </w:r>
+            <w:proofErr w:type="gramStart"/>
+            <w:r>
+              <w:rPr>
+                <w:rFonts w:ascii="Montserrat" w:eastAsia="Montserrat" w:hAnsi="Montserrat" w:cs="Montserrat"/>
+                <w:b/>
+                <w:bCs/>
+                <w:color w:val="FFFFFF"/>
+                <w:sz w:val="20"/>
+                <w:szCs w:val="20"/>
+              </w:rPr>
+              <w:t>la  integración</w:t>
+            </w:r>
+            <w:proofErr w:type="gramEnd"/>
           </w:p>
         </w:tc>
         <w:tc>
@@ -5693,7 +5748,27 @@
           <w:sz w:val="20"/>
           <w:szCs w:val="20"/>
         </w:rPr>
-        <w:t>A continuación se describen los diferentes tipos de pruebas que se aplicarán a este proyecto</w:t>
+        <w:t xml:space="preserve">A </w:t>
+      </w:r>
+      <w:proofErr w:type="gramStart"/>
+      <w:r>
+        <w:rPr>
+          <w:rFonts w:ascii="Montserrat Medium" w:eastAsia="Montserrat Medium" w:hAnsi="Montserrat Medium" w:cs="Montserrat Medium"/>
+          <w:color w:val="595959"/>
+          <w:sz w:val="20"/>
+          <w:szCs w:val="20"/>
+        </w:rPr>
+        <w:t>continuación</w:t>
+      </w:r>
+      <w:proofErr w:type="gramEnd"/>
+      <w:r>
+        <w:rPr>
+          <w:rFonts w:ascii="Montserrat Medium" w:eastAsia="Montserrat Medium" w:hAnsi="Montserrat Medium" w:cs="Montserrat Medium"/>
+          <w:color w:val="595959"/>
+          <w:sz w:val="20"/>
+          <w:szCs w:val="20"/>
+        </w:rPr>
+        <w:t xml:space="preserve"> se describen los diferentes tipos de pruebas que se aplicarán a este proyecto</w:t>
       </w:r>
     </w:p>
     <w:p>
@@ -6667,7 +6742,31 @@
                 <w:sz w:val="20"/>
                 <w:szCs w:val="20"/>
               </w:rPr>
-              <w:t xml:space="preserve">Probar el 40% de los test Cases Creados </w:t>
+              <w:t xml:space="preserve">Probar el 40% de </w:t>
+            </w:r>
+            <w:proofErr w:type="gramStart"/>
+            <w:r>
+              <w:rPr>
+                <w:rFonts w:ascii="Montserrat Medium" w:eastAsia="Montserrat Medium" w:hAnsi="Montserrat Medium" w:cs="Montserrat Medium"/>
+                <w:i/>
+                <w:iCs/>
+                <w:color w:val="FF0000"/>
+                <w:sz w:val="20"/>
+                <w:szCs w:val="20"/>
+              </w:rPr>
+              <w:t>los test</w:t>
+            </w:r>
+            <w:proofErr w:type="gramEnd"/>
+            <w:r>
+              <w:rPr>
+                <w:rFonts w:ascii="Montserrat Medium" w:eastAsia="Montserrat Medium" w:hAnsi="Montserrat Medium" w:cs="Montserrat Medium"/>
+                <w:i/>
+                <w:iCs/>
+                <w:color w:val="FF0000"/>
+                <w:sz w:val="20"/>
+                <w:szCs w:val="20"/>
+              </w:rPr>
+              <w:t xml:space="preserve"> Cases Creados </w:t>
             </w:r>
           </w:p>
         </w:tc>
@@ -6803,7 +6902,31 @@
                 <w:sz w:val="20"/>
                 <w:szCs w:val="20"/>
               </w:rPr>
-              <w:t>Probar el 70% de los Test Cases Creados</w:t>
+              <w:t xml:space="preserve">Probar el 70% de </w:t>
+            </w:r>
+            <w:proofErr w:type="gramStart"/>
+            <w:r>
+              <w:rPr>
+                <w:rFonts w:ascii="Montserrat Medium" w:eastAsia="Montserrat Medium" w:hAnsi="Montserrat Medium" w:cs="Montserrat Medium"/>
+                <w:i/>
+                <w:iCs/>
+                <w:color w:val="FF0000"/>
+                <w:sz w:val="20"/>
+                <w:szCs w:val="20"/>
+              </w:rPr>
+              <w:t>los Test</w:t>
+            </w:r>
+            <w:proofErr w:type="gramEnd"/>
+            <w:r>
+              <w:rPr>
+                <w:rFonts w:ascii="Montserrat Medium" w:eastAsia="Montserrat Medium" w:hAnsi="Montserrat Medium" w:cs="Montserrat Medium"/>
+                <w:i/>
+                <w:iCs/>
+                <w:color w:val="FF0000"/>
+                <w:sz w:val="20"/>
+                <w:szCs w:val="20"/>
+              </w:rPr>
+              <w:t xml:space="preserve"> Cases Creados</w:t>
             </w:r>
           </w:p>
         </w:tc>
@@ -6939,7 +7062,31 @@
                 <w:sz w:val="20"/>
                 <w:szCs w:val="20"/>
               </w:rPr>
-              <w:t>Probar un 100% de los Test Cases Creados, incluyendo pruebas de rendimiento, etc.</w:t>
+              <w:t xml:space="preserve">Probar un 100% de </w:t>
+            </w:r>
+            <w:proofErr w:type="gramStart"/>
+            <w:r>
+              <w:rPr>
+                <w:rFonts w:ascii="Montserrat Medium" w:eastAsia="Montserrat Medium" w:hAnsi="Montserrat Medium" w:cs="Montserrat Medium"/>
+                <w:i/>
+                <w:iCs/>
+                <w:color w:val="FF0000"/>
+                <w:sz w:val="20"/>
+                <w:szCs w:val="20"/>
+              </w:rPr>
+              <w:t>los Test</w:t>
+            </w:r>
+            <w:proofErr w:type="gramEnd"/>
+            <w:r>
+              <w:rPr>
+                <w:rFonts w:ascii="Montserrat Medium" w:eastAsia="Montserrat Medium" w:hAnsi="Montserrat Medium" w:cs="Montserrat Medium"/>
+                <w:i/>
+                <w:iCs/>
+                <w:color w:val="FF0000"/>
+                <w:sz w:val="20"/>
+                <w:szCs w:val="20"/>
+              </w:rPr>
+              <w:t xml:space="preserve"> Cases Creados, incluyendo pruebas de rendimiento, etc.</w:t>
             </w:r>
           </w:p>
         </w:tc>
@@ -7537,7 +7684,27 @@
                 <w:iCs/>
                 <w:color w:val="FF0000"/>
               </w:rPr>
-              <w:t xml:space="preserve"> de los test cases no funcionales que se aplicarán</w:t>
+              <w:t xml:space="preserve"> de </w:t>
+            </w:r>
+            <w:proofErr w:type="gramStart"/>
+            <w:r>
+              <w:rPr>
+                <w:rFonts w:ascii="Montserrat Medium" w:eastAsia="Montserrat Medium" w:hAnsi="Montserrat Medium" w:cs="Montserrat Medium"/>
+                <w:i/>
+                <w:iCs/>
+                <w:color w:val="FF0000"/>
+              </w:rPr>
+              <w:t>los test</w:t>
+            </w:r>
+            <w:proofErr w:type="gramEnd"/>
+            <w:r>
+              <w:rPr>
+                <w:rFonts w:ascii="Montserrat Medium" w:eastAsia="Montserrat Medium" w:hAnsi="Montserrat Medium" w:cs="Montserrat Medium"/>
+                <w:i/>
+                <w:iCs/>
+                <w:color w:val="FF0000"/>
+              </w:rPr>
+              <w:t xml:space="preserve"> cases no funcionales que se aplicarán</w:t>
             </w:r>
           </w:p>
           <w:p>
@@ -7631,7 +7798,23 @@
                 <w:rFonts w:ascii="Montserrat Medium" w:eastAsia="Montserrat Medium" w:hAnsi="Montserrat Medium" w:cs="Montserrat Medium"/>
                 <w:color w:val="595959"/>
               </w:rPr>
-              <w:t>Para este tipo de prueba se valida y verifica el cumplimiento de los parámetros establecidos de RPA, de acuerdo al siguiente alcance:</w:t>
+              <w:t xml:space="preserve">Para este tipo de prueba se valida y verifica el cumplimiento de los parámetros establecidos de RPA, </w:t>
+            </w:r>
+            <w:proofErr w:type="gramStart"/>
+            <w:r>
+              <w:rPr>
+                <w:rFonts w:ascii="Montserrat Medium" w:eastAsia="Montserrat Medium" w:hAnsi="Montserrat Medium" w:cs="Montserrat Medium"/>
+                <w:color w:val="595959"/>
+              </w:rPr>
+              <w:t>de acuerdo al</w:t>
+            </w:r>
+            <w:proofErr w:type="gramEnd"/>
+            <w:r>
+              <w:rPr>
+                <w:rFonts w:ascii="Montserrat Medium" w:eastAsia="Montserrat Medium" w:hAnsi="Montserrat Medium" w:cs="Montserrat Medium"/>
+                <w:color w:val="595959"/>
+              </w:rPr>
+              <w:t xml:space="preserve"> siguiente alcance:</w:t>
             </w:r>
           </w:p>
           <w:p>
@@ -7763,7 +7946,39 @@
                 <w:rFonts w:ascii="Montserrat Medium" w:eastAsia="Montserrat Medium" w:hAnsi="Montserrat Medium" w:cs="Montserrat Medium"/>
                 <w:color w:val="595959"/>
               </w:rPr>
-              <w:t>Para este tipo de prueba se valida el control de seguridad del ambiente del sistema y  la exploración de vulnerabilidades de acuerdo al siguiente alcance:</w:t>
+              <w:t xml:space="preserve">Para este tipo de prueba se valida el control de seguridad del ambiente del sistema </w:t>
+            </w:r>
+            <w:proofErr w:type="gramStart"/>
+            <w:r>
+              <w:rPr>
+                <w:rFonts w:ascii="Montserrat Medium" w:eastAsia="Montserrat Medium" w:hAnsi="Montserrat Medium" w:cs="Montserrat Medium"/>
+                <w:color w:val="595959"/>
+              </w:rPr>
+              <w:t>y  la</w:t>
+            </w:r>
+            <w:proofErr w:type="gramEnd"/>
+            <w:r>
+              <w:rPr>
+                <w:rFonts w:ascii="Montserrat Medium" w:eastAsia="Montserrat Medium" w:hAnsi="Montserrat Medium" w:cs="Montserrat Medium"/>
+                <w:color w:val="595959"/>
+              </w:rPr>
+              <w:t xml:space="preserve"> exploración de vulnerabilidades </w:t>
+            </w:r>
+            <w:proofErr w:type="gramStart"/>
+            <w:r>
+              <w:rPr>
+                <w:rFonts w:ascii="Montserrat Medium" w:eastAsia="Montserrat Medium" w:hAnsi="Montserrat Medium" w:cs="Montserrat Medium"/>
+                <w:color w:val="595959"/>
+              </w:rPr>
+              <w:t>de acuerdo al</w:t>
+            </w:r>
+            <w:proofErr w:type="gramEnd"/>
+            <w:r>
+              <w:rPr>
+                <w:rFonts w:ascii="Montserrat Medium" w:eastAsia="Montserrat Medium" w:hAnsi="Montserrat Medium" w:cs="Montserrat Medium"/>
+                <w:color w:val="595959"/>
+              </w:rPr>
+              <w:t xml:space="preserve"> siguiente alcance:</w:t>
             </w:r>
           </w:p>
           <w:p>
@@ -7888,7 +8103,27 @@
           <w:sz w:val="20"/>
           <w:szCs w:val="20"/>
         </w:rPr>
-        <w:t>Esta sección contiene las pruebas fuera del alcance, pueden incluir sistemas de integración o partes de otros software, el cual tengan interacción directa, pero no entren dentro del alcance de las pruebas.</w:t>
+        <w:t xml:space="preserve">Esta sección contiene las pruebas fuera del alcance, pueden incluir sistemas de integración o partes de </w:t>
+      </w:r>
+      <w:proofErr w:type="gramStart"/>
+      <w:r>
+        <w:rPr>
+          <w:rFonts w:ascii="Montserrat Medium" w:eastAsia="Montserrat Medium" w:hAnsi="Montserrat Medium" w:cs="Montserrat Medium"/>
+          <w:color w:val="595959"/>
+          <w:sz w:val="20"/>
+          <w:szCs w:val="20"/>
+        </w:rPr>
+        <w:t>otros software</w:t>
+      </w:r>
+      <w:proofErr w:type="gramEnd"/>
+      <w:r>
+        <w:rPr>
+          <w:rFonts w:ascii="Montserrat Medium" w:eastAsia="Montserrat Medium" w:hAnsi="Montserrat Medium" w:cs="Montserrat Medium"/>
+          <w:color w:val="595959"/>
+          <w:sz w:val="20"/>
+          <w:szCs w:val="20"/>
+        </w:rPr>
+        <w:t>, el cual tengan interacción directa, pero no entren dentro del alcance de las pruebas.</w:t>
       </w:r>
     </w:p>
     <w:tbl>
@@ -8000,7 +8235,27 @@
                 <w:iCs/>
                 <w:color w:val="FF0000"/>
               </w:rPr>
-              <w:t>Listar las funcionalidades, sistemas o requerimientos que no se aplicarán pruebas así como el motivo del porqué no se probará</w:t>
+              <w:t xml:space="preserve">Listar las funcionalidades, sistemas o requerimientos que no se aplicarán </w:t>
+            </w:r>
+            <w:proofErr w:type="gramStart"/>
+            <w:r>
+              <w:rPr>
+                <w:rFonts w:ascii="Montserrat Medium" w:eastAsia="Montserrat Medium" w:hAnsi="Montserrat Medium" w:cs="Montserrat Medium"/>
+                <w:i/>
+                <w:iCs/>
+                <w:color w:val="FF0000"/>
+              </w:rPr>
+              <w:t>pruebas</w:t>
+            </w:r>
+            <w:proofErr w:type="gramEnd"/>
+            <w:r>
+              <w:rPr>
+                <w:rFonts w:ascii="Montserrat Medium" w:eastAsia="Montserrat Medium" w:hAnsi="Montserrat Medium" w:cs="Montserrat Medium"/>
+                <w:i/>
+                <w:iCs/>
+                <w:color w:val="FF0000"/>
+              </w:rPr>
+              <w:t xml:space="preserve"> así como el motivo del porqué no se probará</w:t>
             </w:r>
           </w:p>
           <w:p>
@@ -8379,6 +8634,7 @@
                 <w:szCs w:val="20"/>
               </w:rPr>
             </w:pPr>
+            <w:proofErr w:type="gramStart"/>
             <w:r>
               <w:rPr>
                 <w:rFonts w:ascii="Montserrat" w:eastAsia="Montserrat" w:hAnsi="Montserrat" w:cs="Montserrat"/>
@@ -8388,7 +8644,19 @@
                 <w:sz w:val="20"/>
                 <w:szCs w:val="20"/>
               </w:rPr>
-              <w:t>Link Google Drive</w:t>
+              <w:t>Link</w:t>
+            </w:r>
+            <w:proofErr w:type="gramEnd"/>
+            <w:r>
+              <w:rPr>
+                <w:rFonts w:ascii="Montserrat" w:eastAsia="Montserrat" w:hAnsi="Montserrat" w:cs="Montserrat"/>
+                <w:b/>
+                <w:bCs/>
+                <w:color w:val="FFFFFF"/>
+                <w:sz w:val="20"/>
+                <w:szCs w:val="20"/>
+              </w:rPr>
+              <w:t xml:space="preserve"> Google Drive</w:t>
             </w:r>
           </w:p>
         </w:tc>
@@ -8909,7 +9177,31 @@
           <w:sz w:val="20"/>
           <w:szCs w:val="20"/>
         </w:rPr>
-        <w:t>Este apartado se llena conforme va avanzando el proyecto, si alguna no requirió cambios, aun así se llenan los apartados. Si no aplico alguna se remueve de la tabla.</w:t>
+        <w:t xml:space="preserve">Este apartado se llena conforme va avanzando el proyecto, si alguna no requirió cambios, aun </w:t>
+      </w:r>
+      <w:proofErr w:type="gramStart"/>
+      <w:r>
+        <w:rPr>
+          <w:rFonts w:ascii="Montserrat Medium" w:eastAsia="Montserrat Medium" w:hAnsi="Montserrat Medium" w:cs="Montserrat Medium"/>
+          <w:i/>
+          <w:iCs/>
+          <w:color w:val="FF0000"/>
+          <w:sz w:val="20"/>
+          <w:szCs w:val="20"/>
+        </w:rPr>
+        <w:t>así</w:t>
+      </w:r>
+      <w:proofErr w:type="gramEnd"/>
+      <w:r>
+        <w:rPr>
+          <w:rFonts w:ascii="Montserrat Medium" w:eastAsia="Montserrat Medium" w:hAnsi="Montserrat Medium" w:cs="Montserrat Medium"/>
+          <w:i/>
+          <w:iCs/>
+          <w:color w:val="FF0000"/>
+          <w:sz w:val="20"/>
+          <w:szCs w:val="20"/>
+        </w:rPr>
+        <w:t xml:space="preserve"> se llenan los apartados. Si no aplico alguna se remueve de la tabla.</w:t>
       </w:r>
     </w:p>
     <w:p>
@@ -9349,7 +9641,7 @@
                 <w:sz w:val="20"/>
                 <w:szCs w:val="20"/>
               </w:rPr>
-              <w:t>Date_issue</w:t>
+              <w:t>Date_issue_table</w:t>
             </w:r>
             <w:proofErr w:type="spellEnd"/>
           </w:p>
@@ -10341,7 +10633,31 @@
                 <w:sz w:val="20"/>
                 <w:szCs w:val="20"/>
               </w:rPr>
-              <w:t xml:space="preserve">Versión 2 del Plan estratégico de pruebas con cambios en los punto </w:t>
+              <w:t xml:space="preserve">Versión 2 del Plan estratégico de pruebas con cambios en </w:t>
+            </w:r>
+            <w:proofErr w:type="gramStart"/>
+            <w:r>
+              <w:rPr>
+                <w:rFonts w:ascii="Montserrat Medium" w:eastAsia="Montserrat Medium" w:hAnsi="Montserrat Medium" w:cs="Montserrat Medium"/>
+                <w:i/>
+                <w:iCs/>
+                <w:color w:val="FF0000"/>
+                <w:sz w:val="20"/>
+                <w:szCs w:val="20"/>
+              </w:rPr>
+              <w:t>los punto</w:t>
+            </w:r>
+            <w:proofErr w:type="gramEnd"/>
+            <w:r>
+              <w:rPr>
+                <w:rFonts w:ascii="Montserrat Medium" w:eastAsia="Montserrat Medium" w:hAnsi="Montserrat Medium" w:cs="Montserrat Medium"/>
+                <w:i/>
+                <w:iCs/>
+                <w:color w:val="FF0000"/>
+                <w:sz w:val="20"/>
+                <w:szCs w:val="20"/>
+              </w:rPr>
+              <w:t xml:space="preserve"> </w:t>
             </w:r>
           </w:p>
         </w:tc>
@@ -13138,7 +13454,6 @@
   <w:style w:type="character" w:default="1" w:styleId="Fuentedeprrafopredeter">
     <w:name w:val="Default Paragraph Font"/>
     <w:uiPriority w:val="1"/>
-    <w:semiHidden/>
     <w:unhideWhenUsed/>
   </w:style>
   <w:style w:type="table" w:default="1" w:styleId="Tablanormal">
